--- a/docs/竞品调查报告.docx
+++ b/docs/竞品调查报告.docx
@@ -1,11 +1,11 @@
 
 <file path=word/document.xml><?xml version="1.0" encoding="utf-8"?>
-<w:document xmlns:wpc="http://schemas.microsoft.com/office/word/2010/wordprocessingCanvas" xmlns:cx="http://schemas.microsoft.com/office/drawing/2014/chartex" xmlns:cx1="http://schemas.microsoft.com/office/drawing/2015/9/8/chartex" xmlns:cx2="http://schemas.microsoft.com/office/drawing/2015/10/21/chartex" xmlns:cx3="http://schemas.microsoft.com/office/drawing/2016/5/9/chartex" xmlns:cx4="http://schemas.microsoft.com/office/drawing/2016/5/10/chartex" xmlns:cx5="http://schemas.microsoft.com/office/drawing/2016/5/11/chartex" xmlns:cx6="http://schemas.microsoft.com/office/drawing/2016/5/12/chartex" xmlns:cx7="http://schemas.microsoft.com/office/drawing/2016/5/13/chartex" xmlns:cx8="http://schemas.microsoft.com/office/drawing/2016/5/14/chartex" xmlns:mc="http://schemas.openxmlformats.org/markup-compatibility/2006" xmlns:o="urn:schemas-microsoft-com:office:office" xmlns:r="http://schemas.openxmlformats.org/officeDocument/2006/relationships" xmlns:m="http://schemas.openxmlformats.org/officeDocument/2006/math" xmlns:v="urn:schemas-microsoft-com:vml" xmlns:wp14="http://schemas.microsoft.com/office/word/2010/wordprocessingDrawing" xmlns:wp="http://schemas.openxmlformats.org/drawingml/2006/wordprocessingDrawing" xmlns:w="http://schemas.openxmlformats.org/wordprocessingml/2006/main" xmlns:w14="http://schemas.microsoft.com/office/word/2010/wordml" xmlns:w10="urn:schemas-microsoft-com:office:word" xmlns:w15="http://schemas.microsoft.com/office/word/2012/wordml" xmlns:wpg="http://schemas.microsoft.com/office/word/2010/wordprocessingGroup" xmlns:wpi="http://schemas.microsoft.com/office/word/2010/wordprocessingInk" xmlns:wne="http://schemas.microsoft.com/office/word/2006/wordml" xmlns:wps="http://schemas.microsoft.com/office/word/2010/wordprocessingShape" xmlns:wpsCustomData="http://www.wps.cn/officeDocument/2013/wpsCustomData" mc:Ignorable="w14 w15 wp14">
+<w:document xmlns:w="http://schemas.openxmlformats.org/wordprocessingml/2006/main" xmlns:w14="http://schemas.microsoft.com/office/word/2010/wordml" xmlns:mc="http://schemas.openxmlformats.org/markup-compatibility/2006" mc:Ignorable="w14">
   <w:body>
     <w:p>
       <w:pPr>
-        <w:keepNext/>
-        <w:keepLines/>
+        <w:keepNext w:val="1"/>
+        <w:keepLines w:val="1"/>
         <w:spacing w:before="100" w:beforeAutospacing="1" w:after="100" w:afterAutospacing="1"/>
         <w:outlineLvl w:val="0"/>
         <w:rPr>
@@ -17,7 +17,7 @@
       <w:r>
         <w:rPr>
           <w:rFonts w:hint="eastAsia"/>
-          <w:b/>
+          <w:b w:val="1"/>
           <w:sz w:val="44"/>
         </w:rPr>
         <w:t>竞品调查报告：PubMed 文献分析类工具</w:t>
@@ -47,8 +47,8 @@
     </w:p>
     <w:p>
       <w:pPr>
-        <w:keepNext/>
-        <w:keepLines/>
+        <w:keepNext w:val="1"/>
+        <w:keepLines w:val="1"/>
         <w:spacing w:before="100" w:beforeAutospacing="1" w:after="100" w:afterAutospacing="1"/>
         <w:outlineLvl w:val="1"/>
         <w:rPr>
@@ -59,13 +59,14 @@
       <w:r>
         <w:rPr>
           <w:rFonts w:hint="eastAsia"/>
-          <w:b/>
+          <w:b w:val="1"/>
           <w:sz w:val="32"/>
         </w:rPr>
         <w:t>一、调研背景与选取逻辑</w:t>
       </w:r>
     </w:p>
     <w:p>
+      <w:pPr/>
       <w:r>
         <w:rPr>
           <w:rFonts w:hint="eastAsia"/>
@@ -75,7 +76,7 @@
       <w:r>
         <w:rPr>
           <w:rFonts w:hint="eastAsia"/>
-          <w:b/>
+          <w:b w:val="1"/>
         </w:rPr>
         <w:t>用户输入关键词 → PubMed 检索 → ① 统计（数量 / 年份 / 分区 / 影响因子）② 词云 + 研究方向总结 + 可视化 ③ 近 5 年影响因子前 100 排序 ④ 基于摘要的中文综述</w:t>
       </w:r>
@@ -87,6 +88,7 @@
       </w:r>
     </w:p>
     <w:p>
+      <w:pPr/>
       <w:r>
         <w:rPr>
           <w:rFonts w:hint="eastAsia"/>
@@ -96,7 +98,7 @@
     </w:p>
     <w:tbl>
       <w:tblPr>
-        <w:tblStyle w:val="2"/>
+        <w:tblStyle w:val="000005"/>
         <w:tblW w:w="0" w:type="auto"/>
         <w:tblInd w:w="0" w:type="dxa"/>
         <w:tblBorders>
@@ -121,24 +123,8 @@
         <w:gridCol w:w="2768"/>
       </w:tblGrid>
       <w:tr>
-        <w:tblPrEx>
-          <w:tblBorders>
-            <w:top w:val="single" w:color="CBCDD1" w:sz="6" w:space="0"/>
-            <w:left w:val="single" w:color="CBCDD1" w:sz="6" w:space="0"/>
-            <w:bottom w:val="single" w:color="CBCDD1" w:sz="6" w:space="0"/>
-            <w:right w:val="single" w:color="CBCDD1" w:sz="6" w:space="0"/>
-            <w:insideH w:val="single" w:color="CBCDD1" w:sz="6" w:space="0"/>
-            <w:insideV w:val="single" w:color="CBCDD1" w:sz="6" w:space="0"/>
-          </w:tblBorders>
-          <w:tblCellMar>
-            <w:top w:w="15" w:type="dxa"/>
-            <w:left w:w="15" w:type="dxa"/>
-            <w:bottom w:w="15" w:type="dxa"/>
-            <w:right w:w="15" w:type="dxa"/>
-          </w:tblCellMar>
-        </w:tblPrEx>
         <w:trPr>
-          <w:tblHeader/>
+          <w:tblHeader w:val="1"/>
         </w:trPr>
         <w:tc>
           <w:tcPr>
@@ -147,14 +133,14 @@
           <w:p>
             <w:pPr>
               <w:rPr>
-                <w:b/>
-                <w:bCs/>
+                <w:b w:val="1"/>
+                <w:bCs w:val="1"/>
               </w:rPr>
             </w:pPr>
             <w:r>
               <w:rPr>
                 <w:rFonts w:hint="eastAsia"/>
-                <w:b/>
+                <w:b w:val="1"/>
               </w:rPr>
               <w:t>竞品</w:t>
             </w:r>
@@ -167,14 +153,14 @@
           <w:p>
             <w:pPr>
               <w:rPr>
-                <w:b/>
-                <w:bCs/>
+                <w:b w:val="1"/>
+                <w:bCs w:val="1"/>
               </w:rPr>
             </w:pPr>
             <w:r>
               <w:rPr>
                 <w:rFonts w:hint="eastAsia"/>
-                <w:b/>
+                <w:b w:val="1"/>
               </w:rPr>
               <w:t>类别</w:t>
             </w:r>
@@ -187,14 +173,14 @@
           <w:p>
             <w:pPr>
               <w:rPr>
-                <w:b/>
-                <w:bCs/>
+                <w:b w:val="1"/>
+                <w:bCs w:val="1"/>
               </w:rPr>
             </w:pPr>
             <w:r>
               <w:rPr>
                 <w:rFonts w:hint="eastAsia"/>
-                <w:b/>
+                <w:b w:val="1"/>
               </w:rPr>
               <w:t>与 demo 的对应关系</w:t>
             </w:r>
@@ -202,27 +188,13 @@
         </w:tc>
       </w:tr>
       <w:tr>
-        <w:tblPrEx>
-          <w:tblBorders>
-            <w:top w:val="single" w:color="CBCDD1" w:sz="6" w:space="0"/>
-            <w:left w:val="single" w:color="CBCDD1" w:sz="6" w:space="0"/>
-            <w:bottom w:val="single" w:color="CBCDD1" w:sz="6" w:space="0"/>
-            <w:right w:val="single" w:color="CBCDD1" w:sz="6" w:space="0"/>
-            <w:insideH w:val="single" w:color="CBCDD1" w:sz="6" w:space="0"/>
-            <w:insideV w:val="single" w:color="CBCDD1" w:sz="6" w:space="0"/>
-          </w:tblBorders>
-          <w:tblCellMar>
-            <w:top w:w="15" w:type="dxa"/>
-            <w:left w:w="15" w:type="dxa"/>
-            <w:bottom w:w="15" w:type="dxa"/>
-            <w:right w:w="15" w:type="dxa"/>
-          </w:tblCellMar>
-        </w:tblPrEx>
-        <w:tc>
-          <w:tcPr>
-            <w:tcW w:w="2768" w:type="dxa"/>
-          </w:tcPr>
-          <w:p>
+        <w:trPr/>
+        <w:tc>
+          <w:tcPr>
+            <w:tcW w:w="2768" w:type="dxa"/>
+          </w:tcPr>
+          <w:p>
+            <w:pPr/>
             <w:r>
               <w:t>Elicit</w:t>
             </w:r>
@@ -233,6 +205,7 @@
             <w:tcW w:w="2768" w:type="dxa"/>
           </w:tcPr>
           <w:p>
+            <w:pPr/>
             <w:r>
               <w:rPr>
                 <w:rFonts w:hint="eastAsia"/>
@@ -246,6 +219,7 @@
             <w:tcW w:w="2768" w:type="dxa"/>
           </w:tcPr>
           <w:p>
+            <w:pPr/>
             <w:r>
               <w:rPr>
                 <w:rFonts w:hint="eastAsia"/>
@@ -256,27 +230,13 @@
         </w:tc>
       </w:tr>
       <w:tr>
-        <w:tblPrEx>
-          <w:tblBorders>
-            <w:top w:val="single" w:color="CBCDD1" w:sz="6" w:space="0"/>
-            <w:left w:val="single" w:color="CBCDD1" w:sz="6" w:space="0"/>
-            <w:bottom w:val="single" w:color="CBCDD1" w:sz="6" w:space="0"/>
-            <w:right w:val="single" w:color="CBCDD1" w:sz="6" w:space="0"/>
-            <w:insideH w:val="single" w:color="CBCDD1" w:sz="6" w:space="0"/>
-            <w:insideV w:val="single" w:color="CBCDD1" w:sz="6" w:space="0"/>
-          </w:tblBorders>
-          <w:tblCellMar>
-            <w:top w:w="15" w:type="dxa"/>
-            <w:left w:w="15" w:type="dxa"/>
-            <w:bottom w:w="15" w:type="dxa"/>
-            <w:right w:w="15" w:type="dxa"/>
-          </w:tblCellMar>
-        </w:tblPrEx>
-        <w:tc>
-          <w:tcPr>
-            <w:tcW w:w="2768" w:type="dxa"/>
-          </w:tcPr>
-          <w:p>
+        <w:trPr/>
+        <w:tc>
+          <w:tcPr>
+            <w:tcW w:w="2768" w:type="dxa"/>
+          </w:tcPr>
+          <w:p>
+            <w:pPr/>
             <w:r>
               <w:t>Connected Papers</w:t>
             </w:r>
@@ -287,6 +247,7 @@
             <w:tcW w:w="2768" w:type="dxa"/>
           </w:tcPr>
           <w:p>
+            <w:pPr/>
             <w:r>
               <w:rPr>
                 <w:rFonts w:hint="eastAsia"/>
@@ -300,6 +261,7 @@
             <w:tcW w:w="2768" w:type="dxa"/>
           </w:tcPr>
           <w:p>
+            <w:pPr/>
             <w:r>
               <w:rPr>
                 <w:rFonts w:hint="eastAsia"/>
@@ -310,27 +272,13 @@
         </w:tc>
       </w:tr>
       <w:tr>
-        <w:tblPrEx>
-          <w:tblBorders>
-            <w:top w:val="single" w:color="CBCDD1" w:sz="6" w:space="0"/>
-            <w:left w:val="single" w:color="CBCDD1" w:sz="6" w:space="0"/>
-            <w:bottom w:val="single" w:color="CBCDD1" w:sz="6" w:space="0"/>
-            <w:right w:val="single" w:color="CBCDD1" w:sz="6" w:space="0"/>
-            <w:insideH w:val="single" w:color="CBCDD1" w:sz="6" w:space="0"/>
-            <w:insideV w:val="single" w:color="CBCDD1" w:sz="6" w:space="0"/>
-          </w:tblBorders>
-          <w:tblCellMar>
-            <w:top w:w="15" w:type="dxa"/>
-            <w:left w:w="15" w:type="dxa"/>
-            <w:bottom w:w="15" w:type="dxa"/>
-            <w:right w:w="15" w:type="dxa"/>
-          </w:tblCellMar>
-        </w:tblPrEx>
-        <w:tc>
-          <w:tcPr>
-            <w:tcW w:w="2768" w:type="dxa"/>
-          </w:tcPr>
-          <w:p>
+        <w:trPr/>
+        <w:tc>
+          <w:tcPr>
+            <w:tcW w:w="2768" w:type="dxa"/>
+          </w:tcPr>
+          <w:p>
+            <w:pPr/>
             <w:r>
               <w:t>ResearchRabbit</w:t>
             </w:r>
@@ -341,6 +289,7 @@
             <w:tcW w:w="2768" w:type="dxa"/>
           </w:tcPr>
           <w:p>
+            <w:pPr/>
             <w:r>
               <w:rPr>
                 <w:rFonts w:hint="eastAsia"/>
@@ -354,6 +303,7 @@
             <w:tcW w:w="2768" w:type="dxa"/>
           </w:tcPr>
           <w:p>
+            <w:pPr/>
             <w:r>
               <w:rPr>
                 <w:rFonts w:hint="eastAsia"/>
@@ -364,27 +314,13 @@
         </w:tc>
       </w:tr>
       <w:tr>
-        <w:tblPrEx>
-          <w:tblBorders>
-            <w:top w:val="single" w:color="CBCDD1" w:sz="6" w:space="0"/>
-            <w:left w:val="single" w:color="CBCDD1" w:sz="6" w:space="0"/>
-            <w:bottom w:val="single" w:color="CBCDD1" w:sz="6" w:space="0"/>
-            <w:right w:val="single" w:color="CBCDD1" w:sz="6" w:space="0"/>
-            <w:insideH w:val="single" w:color="CBCDD1" w:sz="6" w:space="0"/>
-            <w:insideV w:val="single" w:color="CBCDD1" w:sz="6" w:space="0"/>
-          </w:tblBorders>
-          <w:tblCellMar>
-            <w:top w:w="15" w:type="dxa"/>
-            <w:left w:w="15" w:type="dxa"/>
-            <w:bottom w:w="15" w:type="dxa"/>
-            <w:right w:w="15" w:type="dxa"/>
-          </w:tblCellMar>
-        </w:tblPrEx>
-        <w:tc>
-          <w:tcPr>
-            <w:tcW w:w="2768" w:type="dxa"/>
-          </w:tcPr>
-          <w:p>
+        <w:trPr/>
+        <w:tc>
+          <w:tcPr>
+            <w:tcW w:w="2768" w:type="dxa"/>
+          </w:tcPr>
+          <w:p>
+            <w:pPr/>
             <w:r>
               <w:t>Scholarscope / EasyPubMed</w:t>
             </w:r>
@@ -395,6 +331,7 @@
             <w:tcW w:w="2768" w:type="dxa"/>
           </w:tcPr>
           <w:p>
+            <w:pPr/>
             <w:r>
               <w:rPr>
                 <w:rFonts w:hint="eastAsia"/>
@@ -408,6 +345,7 @@
             <w:tcW w:w="2768" w:type="dxa"/>
           </w:tcPr>
           <w:p>
+            <w:pPr/>
             <w:r>
               <w:rPr>
                 <w:rFonts w:hint="eastAsia"/>
@@ -418,27 +356,13 @@
         </w:tc>
       </w:tr>
       <w:tr>
-        <w:tblPrEx>
-          <w:tblBorders>
-            <w:top w:val="single" w:color="CBCDD1" w:sz="6" w:space="0"/>
-            <w:left w:val="single" w:color="CBCDD1" w:sz="6" w:space="0"/>
-            <w:bottom w:val="single" w:color="CBCDD1" w:sz="6" w:space="0"/>
-            <w:right w:val="single" w:color="CBCDD1" w:sz="6" w:space="0"/>
-            <w:insideH w:val="single" w:color="CBCDD1" w:sz="6" w:space="0"/>
-            <w:insideV w:val="single" w:color="CBCDD1" w:sz="6" w:space="0"/>
-          </w:tblBorders>
-          <w:tblCellMar>
-            <w:top w:w="15" w:type="dxa"/>
-            <w:left w:w="15" w:type="dxa"/>
-            <w:bottom w:w="15" w:type="dxa"/>
-            <w:right w:w="15" w:type="dxa"/>
-          </w:tblCellMar>
-        </w:tblPrEx>
-        <w:tc>
-          <w:tcPr>
-            <w:tcW w:w="2768" w:type="dxa"/>
-          </w:tcPr>
-          <w:p>
+        <w:trPr/>
+        <w:tc>
+          <w:tcPr>
+            <w:tcW w:w="2768" w:type="dxa"/>
+          </w:tcPr>
+          <w:p>
+            <w:pPr/>
             <w:r>
               <w:t>VOSviewer</w:t>
             </w:r>
@@ -449,6 +373,7 @@
             <w:tcW w:w="2768" w:type="dxa"/>
           </w:tcPr>
           <w:p>
+            <w:pPr/>
             <w:r>
               <w:rPr>
                 <w:rFonts w:hint="eastAsia"/>
@@ -462,6 +387,7 @@
             <w:tcW w:w="2768" w:type="dxa"/>
           </w:tcPr>
           <w:p>
+            <w:pPr/>
             <w:r>
               <w:rPr>
                 <w:rFonts w:hint="eastAsia"/>
@@ -474,8 +400,8 @@
     </w:tbl>
     <w:p>
       <w:pPr>
-        <w:keepNext/>
-        <w:keepLines/>
+        <w:keepNext w:val="1"/>
+        <w:keepLines w:val="1"/>
         <w:spacing w:before="100" w:beforeAutospacing="1" w:after="100" w:afterAutospacing="1"/>
         <w:outlineLvl w:val="1"/>
         <w:rPr>
@@ -486,7 +412,7 @@
       <w:r>
         <w:rPr>
           <w:rFonts w:hint="eastAsia"/>
-          <w:b/>
+          <w:b w:val="1"/>
           <w:sz w:val="32"/>
         </w:rPr>
         <w:t>二、竞品逐一分析</w:t>
@@ -494,8 +420,8 @@
     </w:p>
     <w:p>
       <w:pPr>
-        <w:keepNext/>
-        <w:keepLines/>
+        <w:keepNext w:val="1"/>
+        <w:keepLines w:val="1"/>
         <w:spacing w:before="100" w:beforeAutospacing="1" w:after="100" w:afterAutospacing="1"/>
         <w:outlineLvl w:val="2"/>
         <w:rPr>
@@ -506,17 +432,18 @@
       <w:r>
         <w:rPr>
           <w:rFonts w:hint="eastAsia"/>
-          <w:b/>
+          <w:b w:val="1"/>
           <w:sz w:val="32"/>
         </w:rPr>
         <w:t>1. Elicit（AI 研究助手，elicit.com）</w:t>
       </w:r>
     </w:p>
     <w:p>
-      <w:r>
-        <w:rPr>
-          <w:rFonts w:hint="eastAsia"/>
-          <w:b/>
+      <w:pPr/>
+      <w:r>
+        <w:rPr>
+          <w:rFonts w:hint="eastAsia"/>
+          <w:b w:val="1"/>
         </w:rPr>
         <w:t>功能</w:t>
       </w:r>
@@ -578,10 +505,11 @@
       </w:r>
     </w:p>
     <w:p>
-      <w:r>
-        <w:rPr>
-          <w:rFonts w:hint="eastAsia"/>
-          <w:b/>
+      <w:pPr/>
+      <w:r>
+        <w:rPr>
+          <w:rFonts w:hint="eastAsia"/>
+          <w:b w:val="1"/>
         </w:rPr>
         <w:t>优点</w:t>
       </w:r>
@@ -629,10 +557,11 @@
       </w:r>
     </w:p>
     <w:p>
-      <w:r>
-        <w:rPr>
-          <w:rFonts w:hint="eastAsia"/>
-          <w:b/>
+      <w:pPr/>
+      <w:r>
+        <w:rPr>
+          <w:rFonts w:hint="eastAsia"/>
+          <w:b w:val="1"/>
         </w:rPr>
         <w:t>缺点</w:t>
       </w:r>
@@ -695,8 +624,8 @@
     </w:p>
     <w:p>
       <w:pPr>
-        <w:keepNext/>
-        <w:keepLines/>
+        <w:keepNext w:val="1"/>
+        <w:keepLines w:val="1"/>
         <w:spacing w:before="100" w:beforeAutospacing="1" w:after="100" w:afterAutospacing="1"/>
         <w:outlineLvl w:val="2"/>
         <w:rPr>
@@ -707,17 +636,18 @@
       <w:r>
         <w:rPr>
           <w:rFonts w:hint="eastAsia"/>
-          <w:b/>
+          <w:b w:val="1"/>
           <w:sz w:val="32"/>
         </w:rPr>
         <w:t>2. Connected Papers（文献可视化图谱，connectedpapers.com）</w:t>
       </w:r>
     </w:p>
     <w:p>
-      <w:r>
-        <w:rPr>
-          <w:rFonts w:hint="eastAsia"/>
-          <w:b/>
+      <w:pPr/>
+      <w:r>
+        <w:rPr>
+          <w:rFonts w:hint="eastAsia"/>
+          <w:b w:val="1"/>
         </w:rPr>
         <w:t>功能</w:t>
       </w:r>
@@ -765,10 +695,11 @@
       </w:r>
     </w:p>
     <w:p>
-      <w:r>
-        <w:rPr>
-          <w:rFonts w:hint="eastAsia"/>
-          <w:b/>
+      <w:pPr/>
+      <w:r>
+        <w:rPr>
+          <w:rFonts w:hint="eastAsia"/>
+          <w:b w:val="1"/>
         </w:rPr>
         <w:t>优点</w:t>
       </w:r>
@@ -816,10 +747,11 @@
       </w:r>
     </w:p>
     <w:p>
-      <w:r>
-        <w:rPr>
-          <w:rFonts w:hint="eastAsia"/>
-          <w:b/>
+      <w:pPr/>
+      <w:r>
+        <w:rPr>
+          <w:rFonts w:hint="eastAsia"/>
+          <w:b w:val="1"/>
         </w:rPr>
         <w:t>缺点</w:t>
       </w:r>
@@ -868,8 +800,8 @@
     </w:p>
     <w:p>
       <w:pPr>
-        <w:keepNext/>
-        <w:keepLines/>
+        <w:keepNext w:val="1"/>
+        <w:keepLines w:val="1"/>
         <w:spacing w:before="100" w:beforeAutospacing="1" w:after="100" w:afterAutospacing="1"/>
         <w:outlineLvl w:val="2"/>
         <w:rPr>
@@ -880,17 +812,18 @@
       <w:r>
         <w:rPr>
           <w:rFonts w:hint="eastAsia"/>
-          <w:b/>
+          <w:b w:val="1"/>
           <w:sz w:val="32"/>
         </w:rPr>
         <w:t>3. ResearchRabbit（文献网络探索，researchrabbit.ai）</w:t>
       </w:r>
     </w:p>
     <w:p>
-      <w:r>
-        <w:rPr>
-          <w:rFonts w:hint="eastAsia"/>
-          <w:b/>
+      <w:pPr/>
+      <w:r>
+        <w:rPr>
+          <w:rFonts w:hint="eastAsia"/>
+          <w:b w:val="1"/>
         </w:rPr>
         <w:t>功能</w:t>
       </w:r>
@@ -938,10 +871,11 @@
       </w:r>
     </w:p>
     <w:p>
-      <w:r>
-        <w:rPr>
-          <w:rFonts w:hint="eastAsia"/>
-          <w:b/>
+      <w:pPr/>
+      <w:r>
+        <w:rPr>
+          <w:rFonts w:hint="eastAsia"/>
+          <w:b w:val="1"/>
         </w:rPr>
         <w:t>优点</w:t>
       </w:r>
@@ -975,10 +909,11 @@
       </w:r>
     </w:p>
     <w:p>
-      <w:r>
-        <w:rPr>
-          <w:rFonts w:hint="eastAsia"/>
-          <w:b/>
+      <w:pPr/>
+      <w:r>
+        <w:rPr>
+          <w:rFonts w:hint="eastAsia"/>
+          <w:b w:val="1"/>
         </w:rPr>
         <w:t>缺点</w:t>
       </w:r>
@@ -1027,8 +962,8 @@
     </w:p>
     <w:p>
       <w:pPr>
-        <w:keepNext/>
-        <w:keepLines/>
+        <w:keepNext w:val="1"/>
+        <w:keepLines w:val="1"/>
         <w:spacing w:before="100" w:beforeAutospacing="1" w:after="100" w:afterAutospacing="1"/>
         <w:outlineLvl w:val="2"/>
         <w:rPr>
@@ -1039,17 +974,18 @@
       <w:r>
         <w:rPr>
           <w:rFonts w:hint="eastAsia"/>
-          <w:b/>
+          <w:b w:val="1"/>
           <w:sz w:val="32"/>
         </w:rPr>
         <w:t>4. Scholarscope / EasyPubMed（PubMed 增强插件类）</w:t>
       </w:r>
     </w:p>
     <w:p>
-      <w:r>
-        <w:rPr>
-          <w:rFonts w:hint="eastAsia"/>
-          <w:b/>
+      <w:pPr/>
+      <w:r>
+        <w:rPr>
+          <w:rFonts w:hint="eastAsia"/>
+          <w:b w:val="1"/>
         </w:rPr>
         <w:t>功能</w:t>
       </w:r>
@@ -1097,10 +1033,11 @@
       </w:r>
     </w:p>
     <w:p>
-      <w:r>
-        <w:rPr>
-          <w:rFonts w:hint="eastAsia"/>
-          <w:b/>
+      <w:pPr/>
+      <w:r>
+        <w:rPr>
+          <w:rFonts w:hint="eastAsia"/>
+          <w:b w:val="1"/>
         </w:rPr>
         <w:t>优点</w:t>
       </w:r>
@@ -1148,10 +1085,11 @@
       </w:r>
     </w:p>
     <w:p>
-      <w:r>
-        <w:rPr>
-          <w:rFonts w:hint="eastAsia"/>
-          <w:b/>
+      <w:pPr/>
+      <w:r>
+        <w:rPr>
+          <w:rFonts w:hint="eastAsia"/>
+          <w:b w:val="1"/>
         </w:rPr>
         <w:t>缺点</w:t>
       </w:r>
@@ -1200,8 +1138,8 @@
     </w:p>
     <w:p>
       <w:pPr>
-        <w:keepNext/>
-        <w:keepLines/>
+        <w:keepNext w:val="1"/>
+        <w:keepLines w:val="1"/>
         <w:spacing w:before="100" w:beforeAutospacing="1" w:after="100" w:afterAutospacing="1"/>
         <w:outlineLvl w:val="2"/>
         <w:rPr>
@@ -1212,17 +1150,18 @@
       <w:r>
         <w:rPr>
           <w:rFonts w:hint="eastAsia"/>
-          <w:b/>
+          <w:b w:val="1"/>
           <w:sz w:val="32"/>
         </w:rPr>
         <w:t>5. VOSviewer（文献计量桌面软件，文献计量类代表）</w:t>
       </w:r>
     </w:p>
     <w:p>
-      <w:r>
-        <w:rPr>
-          <w:rFonts w:hint="eastAsia"/>
-          <w:b/>
+      <w:pPr/>
+      <w:r>
+        <w:rPr>
+          <w:rFonts w:hint="eastAsia"/>
+          <w:b w:val="1"/>
         </w:rPr>
         <w:t>功能</w:t>
       </w:r>
@@ -1270,10 +1209,11 @@
       </w:r>
     </w:p>
     <w:p>
-      <w:r>
-        <w:rPr>
-          <w:rFonts w:hint="eastAsia"/>
-          <w:b/>
+      <w:pPr/>
+      <w:r>
+        <w:rPr>
+          <w:rFonts w:hint="eastAsia"/>
+          <w:b w:val="1"/>
         </w:rPr>
         <w:t>优点</w:t>
       </w:r>
@@ -1307,10 +1247,11 @@
       </w:r>
     </w:p>
     <w:p>
-      <w:r>
-        <w:rPr>
-          <w:rFonts w:hint="eastAsia"/>
-          <w:b/>
+      <w:pPr/>
+      <w:r>
+        <w:rPr>
+          <w:rFonts w:hint="eastAsia"/>
+          <w:b w:val="1"/>
         </w:rPr>
         <w:t>缺点</w:t>
       </w:r>
@@ -1359,8 +1300,8 @@
     </w:p>
     <w:p>
       <w:pPr>
-        <w:keepNext/>
-        <w:keepLines/>
+        <w:keepNext w:val="1"/>
+        <w:keepLines w:val="1"/>
         <w:spacing w:before="100" w:beforeAutospacing="1" w:after="100" w:afterAutospacing="1"/>
         <w:outlineLvl w:val="1"/>
         <w:rPr>
@@ -1371,7 +1312,7 @@
       <w:r>
         <w:rPr>
           <w:rFonts w:hint="eastAsia"/>
-          <w:b/>
+          <w:b w:val="1"/>
           <w:sz w:val="32"/>
         </w:rPr>
         <w:t>三、横向对比表</w:t>
@@ -1379,7 +1320,7 @@
     </w:p>
     <w:tbl>
       <w:tblPr>
-        <w:tblStyle w:val="2"/>
+        <w:tblStyle w:val="000005"/>
         <w:tblW w:w="0" w:type="auto"/>
         <w:tblInd w:w="0" w:type="dxa"/>
         <w:tblBorders>
@@ -1409,24 +1350,8 @@
         <w:gridCol w:w="978"/>
       </w:tblGrid>
       <w:tr>
-        <w:tblPrEx>
-          <w:tblBorders>
-            <w:top w:val="single" w:color="CBCDD1" w:sz="6" w:space="0"/>
-            <w:left w:val="single" w:color="CBCDD1" w:sz="6" w:space="0"/>
-            <w:bottom w:val="single" w:color="CBCDD1" w:sz="6" w:space="0"/>
-            <w:right w:val="single" w:color="CBCDD1" w:sz="6" w:space="0"/>
-            <w:insideH w:val="single" w:color="CBCDD1" w:sz="6" w:space="0"/>
-            <w:insideV w:val="single" w:color="CBCDD1" w:sz="6" w:space="0"/>
-          </w:tblBorders>
-          <w:tblCellMar>
-            <w:top w:w="15" w:type="dxa"/>
-            <w:left w:w="15" w:type="dxa"/>
-            <w:bottom w:w="15" w:type="dxa"/>
-            <w:right w:w="15" w:type="dxa"/>
-          </w:tblCellMar>
-        </w:tblPrEx>
         <w:trPr>
-          <w:tblHeader/>
+          <w:tblHeader w:val="1"/>
         </w:trPr>
         <w:tc>
           <w:tcPr>
@@ -1435,14 +1360,14 @@
           <w:p>
             <w:pPr>
               <w:rPr>
-                <w:b/>
-                <w:bCs/>
+                <w:b w:val="1"/>
+                <w:bCs w:val="1"/>
               </w:rPr>
             </w:pPr>
             <w:r>
               <w:rPr>
                 <w:rFonts w:hint="eastAsia"/>
-                <w:b/>
+                <w:b w:val="1"/>
               </w:rPr>
               <w:t>产品</w:t>
             </w:r>
@@ -1455,14 +1380,14 @@
           <w:p>
             <w:pPr>
               <w:rPr>
-                <w:b/>
-                <w:bCs/>
+                <w:b w:val="1"/>
+                <w:bCs w:val="1"/>
               </w:rPr>
             </w:pPr>
             <w:r>
               <w:rPr>
                 <w:rFonts w:hint="eastAsia"/>
-                <w:b/>
+                <w:b w:val="1"/>
               </w:rPr>
               <w:t>类型</w:t>
             </w:r>
@@ -1475,14 +1400,14 @@
           <w:p>
             <w:pPr>
               <w:rPr>
-                <w:b/>
-                <w:bCs/>
+                <w:b w:val="1"/>
+                <w:bCs w:val="1"/>
               </w:rPr>
             </w:pPr>
             <w:r>
               <w:rPr>
                 <w:rFonts w:hint="eastAsia"/>
-                <w:b/>
+                <w:b w:val="1"/>
               </w:rPr>
               <w:t>关键词统计 / IF 分区</w:t>
             </w:r>
@@ -1495,14 +1420,14 @@
           <w:p>
             <w:pPr>
               <w:rPr>
-                <w:b/>
-                <w:bCs/>
+                <w:b w:val="1"/>
+                <w:bCs w:val="1"/>
               </w:rPr>
             </w:pPr>
             <w:r>
               <w:rPr>
                 <w:rFonts w:hint="eastAsia"/>
-                <w:b/>
+                <w:b w:val="1"/>
               </w:rPr>
               <w:t>词云 / 可视化</w:t>
             </w:r>
@@ -1515,14 +1440,14 @@
           <w:p>
             <w:pPr>
               <w:rPr>
-                <w:b/>
-                <w:bCs/>
+                <w:b w:val="1"/>
+                <w:bCs w:val="1"/>
               </w:rPr>
             </w:pPr>
             <w:r>
               <w:rPr>
                 <w:rFonts w:hint="eastAsia"/>
-                <w:b/>
+                <w:b w:val="1"/>
               </w:rPr>
               <w:t>排序 Top100</w:t>
             </w:r>
@@ -1535,14 +1460,14 @@
           <w:p>
             <w:pPr>
               <w:rPr>
-                <w:b/>
-                <w:bCs/>
+                <w:b w:val="1"/>
+                <w:bCs w:val="1"/>
               </w:rPr>
             </w:pPr>
             <w:r>
               <w:rPr>
                 <w:rFonts w:hint="eastAsia"/>
-                <w:b/>
+                <w:b w:val="1"/>
               </w:rPr>
               <w:t>AI 中文综述</w:t>
             </w:r>
@@ -1555,14 +1480,14 @@
           <w:p>
             <w:pPr>
               <w:rPr>
-                <w:b/>
-                <w:bCs/>
+                <w:b w:val="1"/>
+                <w:bCs w:val="1"/>
               </w:rPr>
             </w:pPr>
             <w:r>
               <w:rPr>
                 <w:rFonts w:hint="eastAsia"/>
-                <w:b/>
+                <w:b w:val="1"/>
               </w:rPr>
               <w:t>部署形态</w:t>
             </w:r>
@@ -1575,14 +1500,14 @@
           <w:p>
             <w:pPr>
               <w:rPr>
-                <w:b/>
-                <w:bCs/>
+                <w:b w:val="1"/>
+                <w:bCs w:val="1"/>
               </w:rPr>
             </w:pPr>
             <w:r>
               <w:rPr>
                 <w:rFonts w:hint="eastAsia"/>
-                <w:b/>
+                <w:b w:val="1"/>
               </w:rPr>
               <w:t>免费档</w:t>
             </w:r>
@@ -1590,27 +1515,13 @@
         </w:tc>
       </w:tr>
       <w:tr>
-        <w:tblPrEx>
-          <w:tblBorders>
-            <w:top w:val="single" w:color="CBCDD1" w:sz="6" w:space="0"/>
-            <w:left w:val="single" w:color="CBCDD1" w:sz="6" w:space="0"/>
-            <w:bottom w:val="single" w:color="CBCDD1" w:sz="6" w:space="0"/>
-            <w:right w:val="single" w:color="CBCDD1" w:sz="6" w:space="0"/>
-            <w:insideH w:val="single" w:color="CBCDD1" w:sz="6" w:space="0"/>
-            <w:insideV w:val="single" w:color="CBCDD1" w:sz="6" w:space="0"/>
-          </w:tblBorders>
-          <w:tblCellMar>
-            <w:top w:w="15" w:type="dxa"/>
-            <w:left w:w="15" w:type="dxa"/>
-            <w:bottom w:w="15" w:type="dxa"/>
-            <w:right w:w="15" w:type="dxa"/>
-          </w:tblCellMar>
-        </w:tblPrEx>
-        <w:tc>
-          <w:tcPr>
-            <w:tcW w:w="1038" w:type="dxa"/>
-          </w:tcPr>
-          <w:p>
+        <w:trPr/>
+        <w:tc>
+          <w:tcPr>
+            <w:tcW w:w="1038" w:type="dxa"/>
+          </w:tcPr>
+          <w:p>
+            <w:pPr/>
             <w:r>
               <w:t>Elicit</w:t>
             </w:r>
@@ -1621,6 +1532,7 @@
             <w:tcW w:w="1038" w:type="dxa"/>
           </w:tcPr>
           <w:p>
+            <w:pPr/>
             <w:r>
               <w:rPr>
                 <w:rFonts w:hint="eastAsia"/>
@@ -1634,6 +1546,7 @@
             <w:tcW w:w="1038" w:type="dxa"/>
           </w:tcPr>
           <w:p>
+            <w:pPr/>
             <w:r>
               <w:rPr>
                 <w:rFonts w:hint="eastAsia"/>
@@ -1647,6 +1560,7 @@
             <w:tcW w:w="1038" w:type="dxa"/>
           </w:tcPr>
           <w:p>
+            <w:pPr/>
             <w:r>
               <w:rPr>
                 <w:rFonts w:hint="eastAsia"/>
@@ -1660,6 +1574,7 @@
             <w:tcW w:w="1038" w:type="dxa"/>
           </w:tcPr>
           <w:p>
+            <w:pPr/>
             <w:r>
               <w:t>✗</w:t>
             </w:r>
@@ -1670,6 +1585,7 @@
             <w:tcW w:w="1038" w:type="dxa"/>
           </w:tcPr>
           <w:p>
+            <w:pPr/>
             <w:r>
               <w:rPr>
                 <w:rFonts w:hint="eastAsia"/>
@@ -1683,6 +1599,7 @@
             <w:tcW w:w="1038" w:type="dxa"/>
           </w:tcPr>
           <w:p>
+            <w:pPr/>
             <w:r>
               <w:t>Web / SaaS</w:t>
             </w:r>
@@ -1693,6 +1610,7 @@
             <w:tcW w:w="1038" w:type="dxa"/>
           </w:tcPr>
           <w:p>
+            <w:pPr/>
             <w:r>
               <w:rPr>
                 <w:rFonts w:hint="eastAsia"/>
@@ -1703,27 +1621,13 @@
         </w:tc>
       </w:tr>
       <w:tr>
-        <w:tblPrEx>
-          <w:tblBorders>
-            <w:top w:val="single" w:color="CBCDD1" w:sz="6" w:space="0"/>
-            <w:left w:val="single" w:color="CBCDD1" w:sz="6" w:space="0"/>
-            <w:bottom w:val="single" w:color="CBCDD1" w:sz="6" w:space="0"/>
-            <w:right w:val="single" w:color="CBCDD1" w:sz="6" w:space="0"/>
-            <w:insideH w:val="single" w:color="CBCDD1" w:sz="6" w:space="0"/>
-            <w:insideV w:val="single" w:color="CBCDD1" w:sz="6" w:space="0"/>
-          </w:tblBorders>
-          <w:tblCellMar>
-            <w:top w:w="15" w:type="dxa"/>
-            <w:left w:w="15" w:type="dxa"/>
-            <w:bottom w:w="15" w:type="dxa"/>
-            <w:right w:w="15" w:type="dxa"/>
-          </w:tblCellMar>
-        </w:tblPrEx>
-        <w:tc>
-          <w:tcPr>
-            <w:tcW w:w="1038" w:type="dxa"/>
-          </w:tcPr>
-          <w:p>
+        <w:trPr/>
+        <w:tc>
+          <w:tcPr>
+            <w:tcW w:w="1038" w:type="dxa"/>
+          </w:tcPr>
+          <w:p>
+            <w:pPr/>
             <w:r>
               <w:t>Connected Papers</w:t>
             </w:r>
@@ -1734,6 +1638,7 @@
             <w:tcW w:w="1038" w:type="dxa"/>
           </w:tcPr>
           <w:p>
+            <w:pPr/>
             <w:r>
               <w:rPr>
                 <w:rFonts w:hint="eastAsia"/>
@@ -1747,6 +1652,7 @@
             <w:tcW w:w="1038" w:type="dxa"/>
           </w:tcPr>
           <w:p>
+            <w:pPr/>
             <w:r>
               <w:t>✗</w:t>
             </w:r>
@@ -1757,6 +1663,7 @@
             <w:tcW w:w="1038" w:type="dxa"/>
           </w:tcPr>
           <w:p>
+            <w:pPr/>
             <w:r>
               <w:rPr>
                 <w:rFonts w:hint="eastAsia"/>
@@ -1770,6 +1677,7 @@
             <w:tcW w:w="1038" w:type="dxa"/>
           </w:tcPr>
           <w:p>
+            <w:pPr/>
             <w:r>
               <w:t>✗</w:t>
             </w:r>
@@ -1780,6 +1688,7 @@
             <w:tcW w:w="1038" w:type="dxa"/>
           </w:tcPr>
           <w:p>
+            <w:pPr/>
             <w:r>
               <w:t>✗</w:t>
             </w:r>
@@ -1790,6 +1699,7 @@
             <w:tcW w:w="1038" w:type="dxa"/>
           </w:tcPr>
           <w:p>
+            <w:pPr/>
             <w:r>
               <w:t>Web</w:t>
             </w:r>
@@ -1800,6 +1710,7 @@
             <w:tcW w:w="1038" w:type="dxa"/>
           </w:tcPr>
           <w:p>
+            <w:pPr/>
             <w:r>
               <w:rPr>
                 <w:rFonts w:hint="eastAsia"/>
@@ -1810,27 +1721,13 @@
         </w:tc>
       </w:tr>
       <w:tr>
-        <w:tblPrEx>
-          <w:tblBorders>
-            <w:top w:val="single" w:color="CBCDD1" w:sz="6" w:space="0"/>
-            <w:left w:val="single" w:color="CBCDD1" w:sz="6" w:space="0"/>
-            <w:bottom w:val="single" w:color="CBCDD1" w:sz="6" w:space="0"/>
-            <w:right w:val="single" w:color="CBCDD1" w:sz="6" w:space="0"/>
-            <w:insideH w:val="single" w:color="CBCDD1" w:sz="6" w:space="0"/>
-            <w:insideV w:val="single" w:color="CBCDD1" w:sz="6" w:space="0"/>
-          </w:tblBorders>
-          <w:tblCellMar>
-            <w:top w:w="15" w:type="dxa"/>
-            <w:left w:w="15" w:type="dxa"/>
-            <w:bottom w:w="15" w:type="dxa"/>
-            <w:right w:w="15" w:type="dxa"/>
-          </w:tblCellMar>
-        </w:tblPrEx>
-        <w:tc>
-          <w:tcPr>
-            <w:tcW w:w="1038" w:type="dxa"/>
-          </w:tcPr>
-          <w:p>
+        <w:trPr/>
+        <w:tc>
+          <w:tcPr>
+            <w:tcW w:w="1038" w:type="dxa"/>
+          </w:tcPr>
+          <w:p>
+            <w:pPr/>
             <w:r>
               <w:t>ResearchRabbit</w:t>
             </w:r>
@@ -1841,6 +1738,7 @@
             <w:tcW w:w="1038" w:type="dxa"/>
           </w:tcPr>
           <w:p>
+            <w:pPr/>
             <w:r>
               <w:rPr>
                 <w:rFonts w:hint="eastAsia"/>
@@ -1854,6 +1752,7 @@
             <w:tcW w:w="1038" w:type="dxa"/>
           </w:tcPr>
           <w:p>
+            <w:pPr/>
             <w:r>
               <w:t>✗</w:t>
             </w:r>
@@ -1864,6 +1763,7 @@
             <w:tcW w:w="1038" w:type="dxa"/>
           </w:tcPr>
           <w:p>
+            <w:pPr/>
             <w:r>
               <w:rPr>
                 <w:rFonts w:hint="eastAsia"/>
@@ -1877,6 +1777,7 @@
             <w:tcW w:w="1038" w:type="dxa"/>
           </w:tcPr>
           <w:p>
+            <w:pPr/>
             <w:r>
               <w:t>✗</w:t>
             </w:r>
@@ -1887,6 +1788,7 @@
             <w:tcW w:w="1038" w:type="dxa"/>
           </w:tcPr>
           <w:p>
+            <w:pPr/>
             <w:r>
               <w:t>✗</w:t>
             </w:r>
@@ -1897,6 +1799,7 @@
             <w:tcW w:w="1038" w:type="dxa"/>
           </w:tcPr>
           <w:p>
+            <w:pPr/>
             <w:r>
               <w:t>Web</w:t>
             </w:r>
@@ -1907,6 +1810,7 @@
             <w:tcW w:w="1038" w:type="dxa"/>
           </w:tcPr>
           <w:p>
+            <w:pPr/>
             <w:r>
               <w:rPr>
                 <w:rFonts w:hint="eastAsia"/>
@@ -1917,27 +1821,13 @@
         </w:tc>
       </w:tr>
       <w:tr>
-        <w:tblPrEx>
-          <w:tblBorders>
-            <w:top w:val="single" w:color="CBCDD1" w:sz="6" w:space="0"/>
-            <w:left w:val="single" w:color="CBCDD1" w:sz="6" w:space="0"/>
-            <w:bottom w:val="single" w:color="CBCDD1" w:sz="6" w:space="0"/>
-            <w:right w:val="single" w:color="CBCDD1" w:sz="6" w:space="0"/>
-            <w:insideH w:val="single" w:color="CBCDD1" w:sz="6" w:space="0"/>
-            <w:insideV w:val="single" w:color="CBCDD1" w:sz="6" w:space="0"/>
-          </w:tblBorders>
-          <w:tblCellMar>
-            <w:top w:w="15" w:type="dxa"/>
-            <w:left w:w="15" w:type="dxa"/>
-            <w:bottom w:w="15" w:type="dxa"/>
-            <w:right w:w="15" w:type="dxa"/>
-          </w:tblCellMar>
-        </w:tblPrEx>
-        <w:tc>
-          <w:tcPr>
-            <w:tcW w:w="1038" w:type="dxa"/>
-          </w:tcPr>
-          <w:p>
+        <w:trPr/>
+        <w:tc>
+          <w:tcPr>
+            <w:tcW w:w="1038" w:type="dxa"/>
+          </w:tcPr>
+          <w:p>
+            <w:pPr/>
             <w:r>
               <w:t>Scholarscope / EasyPubMed</w:t>
             </w:r>
@@ -1948,6 +1838,7 @@
             <w:tcW w:w="1038" w:type="dxa"/>
           </w:tcPr>
           <w:p>
+            <w:pPr/>
             <w:r>
               <w:rPr>
                 <w:rFonts w:hint="eastAsia"/>
@@ -1961,6 +1852,7 @@
             <w:tcW w:w="1038" w:type="dxa"/>
           </w:tcPr>
           <w:p>
+            <w:pPr/>
             <w:r>
               <w:rPr>
                 <w:rFonts w:hint="eastAsia"/>
@@ -1974,6 +1866,7 @@
             <w:tcW w:w="1038" w:type="dxa"/>
           </w:tcPr>
           <w:p>
+            <w:pPr/>
             <w:r>
               <w:rPr>
                 <w:rFonts w:hint="eastAsia"/>
@@ -1987,6 +1880,7 @@
             <w:tcW w:w="1038" w:type="dxa"/>
           </w:tcPr>
           <w:p>
+            <w:pPr/>
             <w:r>
               <w:rPr>
                 <w:rFonts w:hint="eastAsia"/>
@@ -2000,6 +1894,7 @@
             <w:tcW w:w="1038" w:type="dxa"/>
           </w:tcPr>
           <w:p>
+            <w:pPr/>
             <w:r>
               <w:t>✗</w:t>
             </w:r>
@@ -2010,6 +1905,7 @@
             <w:tcW w:w="1038" w:type="dxa"/>
           </w:tcPr>
           <w:p>
+            <w:pPr/>
             <w:r>
               <w:rPr>
                 <w:rFonts w:hint="eastAsia"/>
@@ -2023,6 +1919,7 @@
             <w:tcW w:w="1038" w:type="dxa"/>
           </w:tcPr>
           <w:p>
+            <w:pPr/>
             <w:r>
               <w:rPr>
                 <w:rFonts w:hint="eastAsia"/>
@@ -2033,27 +1930,13 @@
         </w:tc>
       </w:tr>
       <w:tr>
-        <w:tblPrEx>
-          <w:tblBorders>
-            <w:top w:val="single" w:color="CBCDD1" w:sz="6" w:space="0"/>
-            <w:left w:val="single" w:color="CBCDD1" w:sz="6" w:space="0"/>
-            <w:bottom w:val="single" w:color="CBCDD1" w:sz="6" w:space="0"/>
-            <w:right w:val="single" w:color="CBCDD1" w:sz="6" w:space="0"/>
-            <w:insideH w:val="single" w:color="CBCDD1" w:sz="6" w:space="0"/>
-            <w:insideV w:val="single" w:color="CBCDD1" w:sz="6" w:space="0"/>
-          </w:tblBorders>
-          <w:tblCellMar>
-            <w:top w:w="15" w:type="dxa"/>
-            <w:left w:w="15" w:type="dxa"/>
-            <w:bottom w:w="15" w:type="dxa"/>
-            <w:right w:w="15" w:type="dxa"/>
-          </w:tblCellMar>
-        </w:tblPrEx>
-        <w:tc>
-          <w:tcPr>
-            <w:tcW w:w="1038" w:type="dxa"/>
-          </w:tcPr>
-          <w:p>
+        <w:trPr/>
+        <w:tc>
+          <w:tcPr>
+            <w:tcW w:w="1038" w:type="dxa"/>
+          </w:tcPr>
+          <w:p>
+            <w:pPr/>
             <w:r>
               <w:t>VOSviewer</w:t>
             </w:r>
@@ -2064,6 +1947,7 @@
             <w:tcW w:w="1038" w:type="dxa"/>
           </w:tcPr>
           <w:p>
+            <w:pPr/>
             <w:r>
               <w:rPr>
                 <w:rFonts w:hint="eastAsia"/>
@@ -2077,6 +1961,7 @@
             <w:tcW w:w="1038" w:type="dxa"/>
           </w:tcPr>
           <w:p>
+            <w:pPr/>
             <w:r>
               <w:rPr>
                 <w:rFonts w:hint="eastAsia"/>
@@ -2090,6 +1975,7 @@
             <w:tcW w:w="1038" w:type="dxa"/>
           </w:tcPr>
           <w:p>
+            <w:pPr/>
             <w:r>
               <w:rPr>
                 <w:rFonts w:hint="eastAsia"/>
@@ -2103,6 +1989,7 @@
             <w:tcW w:w="1038" w:type="dxa"/>
           </w:tcPr>
           <w:p>
+            <w:pPr/>
             <w:r>
               <w:rPr>
                 <w:rFonts w:hint="eastAsia"/>
@@ -2116,6 +2003,7 @@
             <w:tcW w:w="1038" w:type="dxa"/>
           </w:tcPr>
           <w:p>
+            <w:pPr/>
             <w:r>
               <w:t>✗</w:t>
             </w:r>
@@ -2126,6 +2014,7 @@
             <w:tcW w:w="1038" w:type="dxa"/>
           </w:tcPr>
           <w:p>
+            <w:pPr/>
             <w:r>
               <w:rPr>
                 <w:rFonts w:hint="eastAsia"/>
@@ -2139,6 +2028,7 @@
             <w:tcW w:w="1038" w:type="dxa"/>
           </w:tcPr>
           <w:p>
+            <w:pPr/>
             <w:r>
               <w:rPr>
                 <w:rFonts w:hint="eastAsia"/>
@@ -2150,8 +2040,1314 @@
       </w:tr>
     </w:tbl>
     <w:p>
-      <w:bookmarkStart w:id="0" w:name="_GoBack"/>
-      <w:bookmarkEnd w:id="0"/>
+      <w:pPr>
+        <w:keepNext w:val="1"/>
+        <w:keepLines w:val="1"/>
+        <w:spacing w:before="100" w:beforeAutospacing="1" w:after="100" w:afterAutospacing="1"/>
+        <w:outlineLvl w:val="1"/>
+        <w:rPr>
+          <w:sz w:val="32"/>
+          <w:szCs w:val="32"/>
+        </w:rPr>
+      </w:pPr>
+      <w:bookmarkStart w:id="1" w:name="_GoBack"/>
+      <w:bookmarkEnd w:id="1"/>
+      <w:r>
+        <w:rPr>
+          <w:rFonts w:hint="eastAsia"/>
+          <w:b w:val="1"/>
+          <w:sz w:val="32"/>
+        </w:rPr>
+        <w:t>四、本项目对竞品优点的整合</w:t>
+      </w:r>
+    </w:p>
+    <w:p>
+      <w:r>
+        <w:rPr>
+          <w:rFonts w:hint="eastAsia"/>
+        </w:rPr>
+        <w:t>前五款竞品各自只在「关键词 → 统计 / 可视化 / 排序 / 综述」这条能力链上覆盖了其中一段；本项目（pubmed-analytics 全栈 demo）的设计目标，是把它们各自被市场验证过的优点，收敛进</w:t>
+      </w:r>
+      <w:r>
+        <w:rPr>
+          <w:rFonts w:hint="eastAsia"/>
+          <w:b w:val="1"/>
+        </w:rPr>
+        <w:t>一条独立 web 闭环</w:t>
+      </w:r>
+      <w:r>
+        <w:rPr>
+          <w:rFonts w:hint="eastAsia"/>
+        </w:rPr>
+        <w:t>里。</w:t>
+      </w:r>
+    </w:p>
+    <w:tbl>
+      <w:tblPr>
+        <w:tblW w:w="0" w:type="auto"/>
+        <w:tblBorders>
+          <w:top w:val="single" w:color="CBCDD1" w:sz="6" w:space="0"/>
+          <w:left w:val="single" w:color="CBCDD1" w:sz="6" w:space="0"/>
+          <w:bottom w:val="single" w:color="CBCDD1" w:sz="6" w:space="0"/>
+          <w:right w:val="single" w:color="CBCDD1" w:sz="6" w:space="0"/>
+          <w:insideH w:val="single" w:color="CBCDD1" w:sz="6" w:space="0"/>
+          <w:insideV w:val="single" w:color="CBCDD1" w:sz="6" w:space="0"/>
+        </w:tblBorders>
+        <w:tblLayout w:type="autofit"/>
+        <w:tblCellMar>
+          <w:top w:w="15" w:type="dxa"/>
+          <w:left w:w="15" w:type="dxa"/>
+          <w:bottom w:w="15" w:type="dxa"/>
+          <w:right w:w="15" w:type="dxa"/>
+        </w:tblCellMar>
+      </w:tblPr>
+      <w:tblGrid>
+        <w:gridCol w:w="2768"/>
+        <w:gridCol w:w="2768"/>
+        <w:gridCol w:w="2768"/>
+      </w:tblGrid>
+      <w:tr>
+        <w:trPr>
+          <w:tblHeader w:val="1"/>
+        </w:trPr>
+        <w:tc>
+          <w:tcPr>
+            <w:tcW w:w="2768" w:type="dxa"/>
+          </w:tcPr>
+          <w:p>
+            <w:pPr>
+              <w:rPr>
+                <w:b w:val="1"/>
+                <w:bCs w:val="1"/>
+              </w:rPr>
+            </w:pPr>
+            <w:r>
+              <w:rPr>
+                <w:rFonts w:hint="eastAsia"/>
+                <w:b w:val="1"/>
+              </w:rPr>
+              <w:t>竞品</w:t>
+            </w:r>
+          </w:p>
+        </w:tc>
+        <w:tc>
+          <w:tcPr>
+            <w:tcW w:w="2768" w:type="dxa"/>
+          </w:tcPr>
+          <w:p>
+            <w:pPr>
+              <w:rPr>
+                <w:b w:val="1"/>
+                <w:bCs w:val="1"/>
+              </w:rPr>
+            </w:pPr>
+            <w:r>
+              <w:rPr>
+                <w:rFonts w:hint="eastAsia"/>
+                <w:b w:val="1"/>
+              </w:rPr>
+              <w:t>被验证的核心优点</w:t>
+            </w:r>
+          </w:p>
+        </w:tc>
+        <w:tc>
+          <w:tcPr>
+            <w:tcW w:w="2768" w:type="dxa"/>
+          </w:tcPr>
+          <w:p>
+            <w:pPr>
+              <w:rPr>
+                <w:b w:val="1"/>
+                <w:bCs w:val="1"/>
+              </w:rPr>
+            </w:pPr>
+            <w:r>
+              <w:rPr>
+                <w:rFonts w:hint="eastAsia"/>
+                <w:b w:val="1"/>
+              </w:rPr>
+              <w:t>本项目的整合方式</w:t>
+            </w:r>
+          </w:p>
+        </w:tc>
+      </w:tr>
+      <w:tr>
+        <w:trPr/>
+        <w:tc>
+          <w:tcPr>
+            <w:tcW w:w="2768" w:type="dxa"/>
+          </w:tcPr>
+          <w:p>
+            <w:r>
+              <w:t>Elicit</w:t>
+            </w:r>
+          </w:p>
+        </w:tc>
+        <w:tc>
+          <w:tcPr>
+            <w:tcW w:w="2768" w:type="dxa"/>
+          </w:tcPr>
+          <w:p>
+            <w:r>
+              <w:rPr>
+                <w:rFonts w:hint="eastAsia"/>
+              </w:rPr>
+              <w:t>结论句级引用、可溯源</w:t>
+            </w:r>
+          </w:p>
+        </w:tc>
+        <w:tc>
+          <w:tcPr>
+            <w:tcW w:w="2768" w:type="dxa"/>
+          </w:tcPr>
+          <w:p>
+            <w:r>
+              <w:rPr>
+                <w:rFonts w:hint="eastAsia"/>
+              </w:rPr>
+              <w:t>中文综述每条论断标注 PMID，可回到 PubMed 原文核验</w:t>
+            </w:r>
+          </w:p>
+        </w:tc>
+      </w:tr>
+      <w:tr>
+        <w:trPr/>
+        <w:tc>
+          <w:tcPr>
+            <w:tcW w:w="2768" w:type="dxa"/>
+          </w:tcPr>
+          <w:p>
+            <w:r>
+              <w:t>Elicit</w:t>
+            </w:r>
+          </w:p>
+        </w:tc>
+        <w:tc>
+          <w:tcPr>
+            <w:tcW w:w="2768" w:type="dxa"/>
+          </w:tcPr>
+          <w:p>
+            <w:r>
+              <w:rPr>
+                <w:rFonts w:hint="eastAsia"/>
+              </w:rPr>
+              <w:t>结构化横向对比</w:t>
+            </w:r>
+          </w:p>
+        </w:tc>
+        <w:tc>
+          <w:tcPr>
+            <w:tcW w:w="2768" w:type="dxa"/>
+          </w:tcPr>
+          <w:p>
+            <w:r>
+              <w:rPr>
+                <w:rFonts w:hint="eastAsia"/>
+              </w:rPr>
+              <w:t>分区分布 + 影响因子统计卡 + 影响力 Top100 表格，一屏横比</w:t>
+            </w:r>
+          </w:p>
+        </w:tc>
+      </w:tr>
+      <w:tr>
+        <w:trPr/>
+        <w:tc>
+          <w:tcPr>
+            <w:tcW w:w="2768" w:type="dxa"/>
+          </w:tcPr>
+          <w:p>
+            <w:r>
+              <w:t>Connected Papers</w:t>
+            </w:r>
+          </w:p>
+        </w:tc>
+        <w:tc>
+          <w:tcPr>
+            <w:tcW w:w="2768" w:type="dxa"/>
+          </w:tcPr>
+          <w:p>
+            <w:r>
+              <w:rPr>
+                <w:rFonts w:hint="eastAsia"/>
+              </w:rPr>
+              <w:t>可视化叙事、交互图表</w:t>
+            </w:r>
+          </w:p>
+        </w:tc>
+        <w:tc>
+          <w:tcPr>
+            <w:tcW w:w="2768" w:type="dxa"/>
+          </w:tcPr>
+          <w:p>
+            <w:r>
+              <w:rPr>
+                <w:rFonts w:hint="eastAsia"/>
+              </w:rPr>
+              <w:t>关键词词云（可选中 / 可检索）+ MeSH 研究方向标签 + 分区饼图 / 年份柱图</w:t>
+            </w:r>
+          </w:p>
+        </w:tc>
+      </w:tr>
+      <w:tr>
+        <w:trPr/>
+        <w:tc>
+          <w:tcPr>
+            <w:tcW w:w="2768" w:type="dxa"/>
+          </w:tcPr>
+          <w:p>
+            <w:r>
+              <w:t>ResearchRabbit</w:t>
+            </w:r>
+          </w:p>
+        </w:tc>
+        <w:tc>
+          <w:tcPr>
+            <w:tcW w:w="2768" w:type="dxa"/>
+          </w:tcPr>
+          <w:p>
+            <w:r>
+              <w:rPr>
+                <w:rFonts w:hint="eastAsia"/>
+              </w:rPr>
+              <w:t>探索过程可回溯</w:t>
+            </w:r>
+          </w:p>
+        </w:tc>
+        <w:tc>
+          <w:tcPr>
+            <w:tcW w:w="2768" w:type="dxa"/>
+          </w:tcPr>
+          <w:p>
+            <w:r>
+              <w:rPr>
+                <w:rFonts w:hint="eastAsia"/>
+              </w:rPr>
+              <w:t>每次分析自动存档为历史对话 / 报告，随时点回完整快照并可追问</w:t>
+            </w:r>
+          </w:p>
+        </w:tc>
+      </w:tr>
+      <w:tr>
+        <w:trPr/>
+        <w:tc>
+          <w:tcPr>
+            <w:tcW w:w="2768" w:type="dxa"/>
+          </w:tcPr>
+          <w:p>
+            <w:r>
+              <w:t>Scholarscope / EasyPubMed</w:t>
+            </w:r>
+          </w:p>
+        </w:tc>
+        <w:tc>
+          <w:tcPr>
+            <w:tcW w:w="2768" w:type="dxa"/>
+          </w:tcPr>
+          <w:p>
+            <w:r>
+              <w:rPr>
+                <w:rFonts w:hint="eastAsia"/>
+              </w:rPr>
+              <w:t>IF / 分区即时标注、一键导出</w:t>
+            </w:r>
+          </w:p>
+        </w:tc>
+        <w:tc>
+          <w:tcPr>
+            <w:tcW w:w="2768" w:type="dxa"/>
+          </w:tcPr>
+          <w:p>
+            <w:r>
+              <w:rPr>
+                <w:rFonts w:hint="eastAsia"/>
+              </w:rPr>
+              <w:t>每篇文献自动标注分区与影响因子；Top100 一键导出 CSV</w:t>
+            </w:r>
+          </w:p>
+        </w:tc>
+      </w:tr>
+      <w:tr>
+        <w:trPr/>
+        <w:tc>
+          <w:tcPr>
+            <w:tcW w:w="2768" w:type="dxa"/>
+          </w:tcPr>
+          <w:p>
+            <w:r>
+              <w:t>VOSviewer</w:t>
+            </w:r>
+          </w:p>
+        </w:tc>
+        <w:tc>
+          <w:tcPr>
+            <w:tcW w:w="2768" w:type="dxa"/>
+          </w:tcPr>
+          <w:p>
+            <w:r>
+              <w:rPr>
+                <w:rFonts w:hint="eastAsia"/>
+              </w:rPr>
+              <w:t>严谨的计量统计、词频共现</w:t>
+            </w:r>
+          </w:p>
+        </w:tc>
+        <w:tc>
+          <w:tcPr>
+            <w:tcW w:w="2768" w:type="dxa"/>
+          </w:tcPr>
+          <w:p>
+            <w:r>
+              <w:rPr>
+                <w:rFonts w:hint="eastAsia"/>
+              </w:rPr>
+              <w:t>词云 / 分区 / 年份等统计均为确定性计算，不经大模型，结果可复现</w:t>
+            </w:r>
+          </w:p>
+        </w:tc>
+      </w:tr>
+    </w:tbl>
+    <w:p>
+      <w:pPr>
+        <w:keepNext w:val="1"/>
+        <w:keepLines w:val="1"/>
+        <w:spacing w:before="100" w:beforeAutospacing="1" w:after="100" w:afterAutospacing="1"/>
+        <w:outlineLvl w:val="1"/>
+        <w:rPr>
+          <w:sz w:val="32"/>
+          <w:szCs w:val="32"/>
+        </w:rPr>
+      </w:pPr>
+      <w:r>
+        <w:rPr>
+          <w:rFonts w:hint="eastAsia"/>
+          <w:b w:val="1"/>
+          <w:sz w:val="32"/>
+        </w:rPr>
+        <w:t>五、本项目对竞品缺点的优化</w:t>
+      </w:r>
+    </w:p>
+    <w:p>
+      <w:r>
+        <w:rPr>
+          <w:rFonts w:hint="eastAsia"/>
+        </w:rPr>
+        <w:t>本项目在设计上针对性规避了五款竞品被反复指出的短板。</w:t>
+      </w:r>
+    </w:p>
+    <w:tbl>
+      <w:tblPr>
+        <w:tblW w:w="0" w:type="auto"/>
+        <w:tblBorders>
+          <w:top w:val="single" w:color="CBCDD1" w:sz="6" w:space="0"/>
+          <w:left w:val="single" w:color="CBCDD1" w:sz="6" w:space="0"/>
+          <w:bottom w:val="single" w:color="CBCDD1" w:sz="6" w:space="0"/>
+          <w:right w:val="single" w:color="CBCDD1" w:sz="6" w:space="0"/>
+          <w:insideH w:val="single" w:color="CBCDD1" w:sz="6" w:space="0"/>
+          <w:insideV w:val="single" w:color="CBCDD1" w:sz="6" w:space="0"/>
+        </w:tblBorders>
+        <w:tblLayout w:type="autofit"/>
+        <w:tblCellMar>
+          <w:top w:w="15" w:type="dxa"/>
+          <w:left w:w="15" w:type="dxa"/>
+          <w:bottom w:w="15" w:type="dxa"/>
+          <w:right w:w="15" w:type="dxa"/>
+        </w:tblCellMar>
+      </w:tblPr>
+      <w:tblGrid>
+        <w:gridCol w:w="2768"/>
+        <w:gridCol w:w="2768"/>
+        <w:gridCol w:w="2768"/>
+      </w:tblGrid>
+      <w:tr>
+        <w:trPr>
+          <w:tblHeader w:val="1"/>
+        </w:trPr>
+        <w:tc>
+          <w:tcPr>
+            <w:tcW w:w="2768" w:type="dxa"/>
+          </w:tcPr>
+          <w:p>
+            <w:pPr>
+              <w:rPr>
+                <w:b w:val="1"/>
+                <w:bCs w:val="1"/>
+              </w:rPr>
+            </w:pPr>
+            <w:r>
+              <w:rPr>
+                <w:rFonts w:hint="eastAsia"/>
+                <w:b w:val="1"/>
+              </w:rPr>
+              <w:t>竞品</w:t>
+            </w:r>
+          </w:p>
+        </w:tc>
+        <w:tc>
+          <w:tcPr>
+            <w:tcW w:w="2768" w:type="dxa"/>
+          </w:tcPr>
+          <w:p>
+            <w:pPr>
+              <w:rPr>
+                <w:b w:val="1"/>
+                <w:bCs w:val="1"/>
+              </w:rPr>
+            </w:pPr>
+            <w:r>
+              <w:rPr>
+                <w:rFonts w:hint="eastAsia"/>
+                <w:b w:val="1"/>
+              </w:rPr>
+              <w:t>被指出的缺点</w:t>
+            </w:r>
+          </w:p>
+        </w:tc>
+        <w:tc>
+          <w:tcPr>
+            <w:tcW w:w="2768" w:type="dxa"/>
+          </w:tcPr>
+          <w:p>
+            <w:pPr>
+              <w:rPr>
+                <w:b w:val="1"/>
+                <w:bCs w:val="1"/>
+              </w:rPr>
+            </w:pPr>
+            <w:r>
+              <w:rPr>
+                <w:rFonts w:hint="eastAsia"/>
+                <w:b w:val="1"/>
+              </w:rPr>
+              <w:t>本项目的优化</w:t>
+            </w:r>
+          </w:p>
+        </w:tc>
+      </w:tr>
+      <w:tr>
+        <w:trPr/>
+        <w:tc>
+          <w:tcPr>
+            <w:tcW w:w="2768" w:type="dxa"/>
+          </w:tcPr>
+          <w:p>
+            <w:r>
+              <w:t>Elicit</w:t>
+            </w:r>
+          </w:p>
+        </w:tc>
+        <w:tc>
+          <w:tcPr>
+            <w:tcW w:w="2768" w:type="dxa"/>
+          </w:tcPr>
+          <w:p>
+            <w:r>
+              <w:rPr>
+                <w:rFonts w:hint="eastAsia"/>
+              </w:rPr>
+              <w:t>以英文为主，中文文献 / 中文场景覆盖弱</w:t>
+            </w:r>
+          </w:p>
+        </w:tc>
+        <w:tc>
+          <w:tcPr>
+            <w:tcW w:w="2768" w:type="dxa"/>
+          </w:tcPr>
+          <w:p>
+            <w:r>
+              <w:rPr>
+                <w:rFonts w:hint="eastAsia"/>
+              </w:rPr>
+              <w:t>中文提问直接可用：本地医学术语映射（93 条）+ 大模型改写，中文问题自动转为 PubMed 英文检索式</w:t>
+            </w:r>
+          </w:p>
+        </w:tc>
+      </w:tr>
+      <w:tr>
+        <w:trPr/>
+        <w:tc>
+          <w:tcPr>
+            <w:tcW w:w="2768" w:type="dxa"/>
+          </w:tcPr>
+          <w:p>
+            <w:r>
+              <w:t>Elicit</w:t>
+            </w:r>
+          </w:p>
+        </w:tc>
+        <w:tc>
+          <w:tcPr>
+            <w:tcW w:w="2768" w:type="dxa"/>
+          </w:tcPr>
+          <w:p>
+            <w:r>
+              <w:rPr>
+                <w:rFonts w:hint="eastAsia"/>
+              </w:rPr>
+              <w:t>幻觉风险（约 10–15% 抽取信息需人工核验）</w:t>
+            </w:r>
+          </w:p>
+        </w:tc>
+        <w:tc>
+          <w:tcPr>
+            <w:tcW w:w="2768" w:type="dxa"/>
+          </w:tcPr>
+          <w:p>
+            <w:r>
+              <w:rPr>
+                <w:rFonts w:hint="eastAsia"/>
+              </w:rPr>
+              <w:t>统计与综述分离：所有数字由确定性计算产出、不经大模型；综述只做「取 Top 摘要 → 一次调用 → 分点中文 + 标注 PMID」，不做无据推断</w:t>
+            </w:r>
+          </w:p>
+        </w:tc>
+      </w:tr>
+      <w:tr>
+        <w:trPr/>
+        <w:tc>
+          <w:tcPr>
+            <w:tcW w:w="2768" w:type="dxa"/>
+          </w:tcPr>
+          <w:p>
+            <w:r>
+              <w:t>Elicit / Scholarscope</w:t>
+            </w:r>
+          </w:p>
+        </w:tc>
+        <w:tc>
+          <w:tcPr>
+            <w:tcW w:w="2768" w:type="dxa"/>
+          </w:tcPr>
+          <w:p>
+            <w:r>
+              <w:rPr>
+                <w:rFonts w:hint="eastAsia"/>
+              </w:rPr>
+              <w:t>高级功能付费、有额度限制</w:t>
+            </w:r>
+          </w:p>
+        </w:tc>
+        <w:tc>
+          <w:tcPr>
+            <w:tcW w:w="2768" w:type="dxa"/>
+          </w:tcPr>
+          <w:p>
+            <w:r>
+              <w:rPr>
+                <w:rFonts w:hint="eastAsia"/>
+              </w:rPr>
+              <w:t>独立部署、无账号无付费墙，仅依赖免费的 NCBI E-utilities</w:t>
+            </w:r>
+          </w:p>
+        </w:tc>
+      </w:tr>
+      <w:tr>
+        <w:trPr/>
+        <w:tc>
+          <w:tcPr>
+            <w:tcW w:w="2768" w:type="dxa"/>
+          </w:tcPr>
+          <w:p>
+            <w:r>
+              <w:t>Connected Papers</w:t>
+            </w:r>
+          </w:p>
+        </w:tc>
+        <w:tc>
+          <w:tcPr>
+            <w:tcW w:w="2768" w:type="dxa"/>
+          </w:tcPr>
+          <w:p>
+            <w:r>
+              <w:rPr>
+                <w:rFonts w:hint="eastAsia"/>
+              </w:rPr>
+              <w:t>仅支持单篇「种子论文」起步</w:t>
+            </w:r>
+          </w:p>
+        </w:tc>
+        <w:tc>
+          <w:tcPr>
+            <w:tcW w:w="2768" w:type="dxa"/>
+          </w:tcPr>
+          <w:p>
+            <w:r>
+              <w:rPr>
+                <w:rFonts w:hint="eastAsia"/>
+              </w:rPr>
+              <w:t>一个关键词直接出统计 / 词云 / 排序 / 综述，无需先找种子</w:t>
+            </w:r>
+          </w:p>
+        </w:tc>
+      </w:tr>
+      <w:tr>
+        <w:trPr/>
+        <w:tc>
+          <w:tcPr>
+            <w:tcW w:w="2768" w:type="dxa"/>
+          </w:tcPr>
+          <w:p>
+            <w:r>
+              <w:t>Connected Papers / ResearchRabbit</w:t>
+            </w:r>
+          </w:p>
+        </w:tc>
+        <w:tc>
+          <w:tcPr>
+            <w:tcW w:w="2768" w:type="dxa"/>
+          </w:tcPr>
+          <w:p>
+            <w:r>
+              <w:rPr>
+                <w:rFonts w:hint="eastAsia"/>
+              </w:rPr>
+              <w:t>不提供 IF / 分区统计</w:t>
+            </w:r>
+          </w:p>
+        </w:tc>
+        <w:tc>
+          <w:tcPr>
+            <w:tcW w:w="2768" w:type="dxa"/>
+          </w:tcPr>
+          <w:p>
+            <w:r>
+              <w:rPr>
+                <w:rFonts w:hint="eastAsia"/>
+              </w:rPr>
+              <w:t>内置 2,700+ 期刊指标，逐篇自动标注分区与影响因子</w:t>
+            </w:r>
+          </w:p>
+        </w:tc>
+      </w:tr>
+      <w:tr>
+        <w:trPr/>
+        <w:tc>
+          <w:tcPr>
+            <w:tcW w:w="2768" w:type="dxa"/>
+          </w:tcPr>
+          <w:p>
+            <w:r>
+              <w:t>ResearchRabbit</w:t>
+            </w:r>
+          </w:p>
+        </w:tc>
+        <w:tc>
+          <w:tcPr>
+            <w:tcW w:w="2768" w:type="dxa"/>
+          </w:tcPr>
+          <w:p>
+            <w:r>
+              <w:rPr>
+                <w:rFonts w:hint="eastAsia"/>
+              </w:rPr>
+              <w:t>界面信息密集、学习曲线陡</w:t>
+            </w:r>
+          </w:p>
+        </w:tc>
+        <w:tc>
+          <w:tcPr>
+            <w:tcW w:w="2768" w:type="dxa"/>
+          </w:tcPr>
+          <w:p>
+            <w:r>
+              <w:rPr>
+                <w:rFonts w:hint="eastAsia"/>
+              </w:rPr>
+              <w:t>对话 / 报告双视图 + 起始引导 + 一键演示词，开箱即用</w:t>
+            </w:r>
+          </w:p>
+        </w:tc>
+      </w:tr>
+      <w:tr>
+        <w:trPr/>
+        <w:tc>
+          <w:tcPr>
+            <w:tcW w:w="2768" w:type="dxa"/>
+          </w:tcPr>
+          <w:p>
+            <w:r>
+              <w:t>Scholarscope / EasyPubMed</w:t>
+            </w:r>
+          </w:p>
+        </w:tc>
+        <w:tc>
+          <w:tcPr>
+            <w:tcW w:w="2768" w:type="dxa"/>
+          </w:tcPr>
+          <w:p>
+            <w:r>
+              <w:rPr>
+                <w:rFonts w:hint="eastAsia"/>
+              </w:rPr>
+              <w:t>插件形态，强依赖 PubMed 页面</w:t>
+            </w:r>
+          </w:p>
+        </w:tc>
+        <w:tc>
+          <w:tcPr>
+            <w:tcW w:w="2768" w:type="dxa"/>
+          </w:tcPr>
+          <w:p>
+            <w:r>
+              <w:rPr>
+                <w:rFonts w:hint="eastAsia"/>
+              </w:rPr>
+              <w:t>独立 web 应用，不依附任何宿主页面，可自建 / 嵌入</w:t>
+            </w:r>
+          </w:p>
+        </w:tc>
+      </w:tr>
+      <w:tr>
+        <w:trPr/>
+        <w:tc>
+          <w:tcPr>
+            <w:tcW w:w="2768" w:type="dxa"/>
+          </w:tcPr>
+          <w:p>
+            <w:r>
+              <w:t>VOSviewer</w:t>
+            </w:r>
+          </w:p>
+        </w:tc>
+        <w:tc>
+          <w:tcPr>
+            <w:tcW w:w="2768" w:type="dxa"/>
+          </w:tcPr>
+          <w:p>
+            <w:r>
+              <w:rPr>
+                <w:rFonts w:hint="eastAsia"/>
+              </w:rPr>
+              <w:t>桌面端，需先手动导出 WoS / Scopus 数据</w:t>
+            </w:r>
+          </w:p>
+        </w:tc>
+        <w:tc>
+          <w:tcPr>
+            <w:tcW w:w="2768" w:type="dxa"/>
+          </w:tcPr>
+          <w:p>
+            <w:r>
+              <w:rPr>
+                <w:rFonts w:hint="eastAsia"/>
+              </w:rPr>
+              <w:t>浏览器即用，直连 NCBI 实时检索，无需导出 / 清洗</w:t>
+            </w:r>
+          </w:p>
+        </w:tc>
+      </w:tr>
+    </w:tbl>
+    <w:p>
+      <w:pPr>
+        <w:keepNext w:val="1"/>
+        <w:keepLines w:val="1"/>
+        <w:spacing w:before="100" w:beforeAutospacing="1" w:after="100" w:afterAutospacing="1"/>
+        <w:outlineLvl w:val="1"/>
+        <w:rPr>
+          <w:sz w:val="32"/>
+          <w:szCs w:val="32"/>
+        </w:rPr>
+      </w:pPr>
+      <w:r>
+        <w:rPr>
+          <w:rFonts w:hint="eastAsia"/>
+          <w:b w:val="1"/>
+          <w:sz w:val="32"/>
+        </w:rPr>
+        <w:t>六、本项目与五大竞品的区别</w:t>
+      </w:r>
+    </w:p>
+    <w:p>
+      <w:r>
+        <w:rPr>
+          <w:rFonts w:hint="eastAsia"/>
+        </w:rPr>
+        <w:t>一句话定位：</w:t>
+      </w:r>
+      <w:r>
+        <w:rPr>
+          <w:rFonts w:hint="eastAsia"/>
+          <w:b w:val="1"/>
+        </w:rPr>
+        <w:t>五款竞品各自只覆盖能力链的一段（语义抽取 / 引用图谱 / 浏览器插件 / 桌面计量），本项目是唯一把「关键词 → 检索 → 统计 → 可视化 → 排序 → 中文综述」六步做进一个独立 web 闭环、并全程可溯源的产品。</w:t>
+      </w:r>
+    </w:p>
+    <w:tbl>
+      <w:tblPr>
+        <w:tblW w:w="0" w:type="auto"/>
+        <w:tblBorders>
+          <w:top w:val="single" w:color="CBCDD1" w:sz="6" w:space="0"/>
+          <w:left w:val="single" w:color="CBCDD1" w:sz="6" w:space="0"/>
+          <w:bottom w:val="single" w:color="CBCDD1" w:sz="6" w:space="0"/>
+          <w:right w:val="single" w:color="CBCDD1" w:sz="6" w:space="0"/>
+          <w:insideH w:val="single" w:color="CBCDD1" w:sz="6" w:space="0"/>
+          <w:insideV w:val="single" w:color="CBCDD1" w:sz="6" w:space="0"/>
+        </w:tblBorders>
+        <w:tblLayout w:type="autofit"/>
+        <w:tblCellMar>
+          <w:top w:w="15" w:type="dxa"/>
+          <w:left w:w="15" w:type="dxa"/>
+          <w:bottom w:w="15" w:type="dxa"/>
+          <w:right w:w="15" w:type="dxa"/>
+        </w:tblCellMar>
+      </w:tblPr>
+      <w:tblGrid>
+        <w:gridCol w:w="2768"/>
+        <w:gridCol w:w="2768"/>
+        <w:gridCol w:w="2768"/>
+      </w:tblGrid>
+      <w:tr>
+        <w:trPr>
+          <w:tblHeader w:val="1"/>
+        </w:trPr>
+        <w:tc>
+          <w:tcPr>
+            <w:tcW w:w="2768" w:type="dxa"/>
+          </w:tcPr>
+          <w:p>
+            <w:pPr>
+              <w:rPr>
+                <w:b w:val="1"/>
+                <w:bCs w:val="1"/>
+              </w:rPr>
+            </w:pPr>
+            <w:r>
+              <w:rPr>
+                <w:rFonts w:hint="eastAsia"/>
+                <w:b w:val="1"/>
+              </w:rPr>
+              <w:t>维度</w:t>
+            </w:r>
+          </w:p>
+        </w:tc>
+        <w:tc>
+          <w:tcPr>
+            <w:tcW w:w="2768" w:type="dxa"/>
+          </w:tcPr>
+          <w:p>
+            <w:pPr>
+              <w:rPr>
+                <w:b w:val="1"/>
+                <w:bCs w:val="1"/>
+              </w:rPr>
+            </w:pPr>
+            <w:r>
+              <w:rPr>
+                <w:rFonts w:hint="eastAsia"/>
+                <w:b w:val="1"/>
+              </w:rPr>
+              <w:t>本项目（pubmed-analytics）</w:t>
+            </w:r>
+          </w:p>
+        </w:tc>
+        <w:tc>
+          <w:tcPr>
+            <w:tcW w:w="2768" w:type="dxa"/>
+          </w:tcPr>
+          <w:p>
+            <w:pPr>
+              <w:rPr>
+                <w:b w:val="1"/>
+                <w:bCs w:val="1"/>
+              </w:rPr>
+            </w:pPr>
+            <w:r>
+              <w:rPr>
+                <w:rFonts w:hint="eastAsia"/>
+                <w:b w:val="1"/>
+              </w:rPr>
+              <w:t>五款竞品的共性</w:t>
+            </w:r>
+          </w:p>
+        </w:tc>
+      </w:tr>
+      <w:tr>
+        <w:trPr/>
+        <w:tc>
+          <w:tcPr>
+            <w:tcW w:w="2768" w:type="dxa"/>
+          </w:tcPr>
+          <w:p>
+            <w:r>
+              <w:rPr>
+                <w:rFonts w:hint="eastAsia"/>
+              </w:rPr>
+              <w:t>触发方式</w:t>
+            </w:r>
+          </w:p>
+        </w:tc>
+        <w:tc>
+          <w:tcPr>
+            <w:tcW w:w="2768" w:type="dxa"/>
+          </w:tcPr>
+          <w:p>
+            <w:r>
+              <w:rPr>
+                <w:rFonts w:hint="eastAsia"/>
+              </w:rPr>
+              <w:t>一个关键词 / 一句中文问题</w:t>
+            </w:r>
+          </w:p>
+        </w:tc>
+        <w:tc>
+          <w:tcPr>
+            <w:tcW w:w="2768" w:type="dxa"/>
+          </w:tcPr>
+          <w:p>
+            <w:r>
+              <w:rPr>
+                <w:rFonts w:hint="eastAsia"/>
+              </w:rPr>
+              <w:t>单篇种子（图谱类）或宿主页浏览（插件类）</w:t>
+            </w:r>
+          </w:p>
+        </w:tc>
+      </w:tr>
+      <w:tr>
+        <w:trPr/>
+        <w:tc>
+          <w:tcPr>
+            <w:tcW w:w="2768" w:type="dxa"/>
+          </w:tcPr>
+          <w:p>
+            <w:r>
+              <w:rPr>
+                <w:rFonts w:hint="eastAsia"/>
+              </w:rPr>
+              <w:t>数据源</w:t>
+            </w:r>
+          </w:p>
+        </w:tc>
+        <w:tc>
+          <w:tcPr>
+            <w:tcW w:w="2768" w:type="dxa"/>
+          </w:tcPr>
+          <w:p>
+            <w:r>
+              <w:rPr>
+                <w:rFonts w:hint="eastAsia"/>
+              </w:rPr>
+              <w:t>直连 NCBI PubMed E-utilities 实时检索，PMID 可现场复现</w:t>
+            </w:r>
+          </w:p>
+        </w:tc>
+        <w:tc>
+          <w:tcPr>
+            <w:tcW w:w="2768" w:type="dxa"/>
+          </w:tcPr>
+          <w:p>
+            <w:r>
+              <w:rPr>
+                <w:rFonts w:hint="eastAsia"/>
+              </w:rPr>
+              <w:t>自有索引，或需手动导出第三方数据</w:t>
+            </w:r>
+          </w:p>
+        </w:tc>
+      </w:tr>
+      <w:tr>
+        <w:trPr/>
+        <w:tc>
+          <w:tcPr>
+            <w:tcW w:w="2768" w:type="dxa"/>
+          </w:tcPr>
+          <w:p>
+            <w:r>
+              <w:rPr>
+                <w:rFonts w:hint="eastAsia"/>
+              </w:rPr>
+              <w:t>统计与排序</w:t>
+            </w:r>
+          </w:p>
+        </w:tc>
+        <w:tc>
+          <w:tcPr>
+            <w:tcW w:w="2768" w:type="dxa"/>
+          </w:tcPr>
+          <w:p>
+            <w:r>
+              <w:rPr>
+                <w:rFonts w:hint="eastAsia"/>
+              </w:rPr>
+              <w:t>内置期刊分区 + 影响因子，自动产出统计卡与 Top100</w:t>
+            </w:r>
+          </w:p>
+        </w:tc>
+        <w:tc>
+          <w:tcPr>
+            <w:tcW w:w="2768" w:type="dxa"/>
+          </w:tcPr>
+          <w:p>
+            <w:r>
+              <w:rPr>
+                <w:rFonts w:hint="eastAsia"/>
+              </w:rPr>
+              <w:t>多数缺失，或仅在插件中叠加显示</w:t>
+            </w:r>
+          </w:p>
+        </w:tc>
+      </w:tr>
+      <w:tr>
+        <w:trPr/>
+        <w:tc>
+          <w:tcPr>
+            <w:tcW w:w="2768" w:type="dxa"/>
+          </w:tcPr>
+          <w:p>
+            <w:r>
+              <w:rPr>
+                <w:rFonts w:hint="eastAsia"/>
+              </w:rPr>
+              <w:t>中文能力</w:t>
+            </w:r>
+          </w:p>
+        </w:tc>
+        <w:tc>
+          <w:tcPr>
+            <w:tcW w:w="2768" w:type="dxa"/>
+          </w:tcPr>
+          <w:p>
+            <w:r>
+              <w:rPr>
+                <w:rFonts w:hint="eastAsia"/>
+              </w:rPr>
+              <w:t>中文提问 / 中文综述 / 结论标 PMID</w:t>
+            </w:r>
+          </w:p>
+        </w:tc>
+        <w:tc>
+          <w:tcPr>
+            <w:tcW w:w="2768" w:type="dxa"/>
+          </w:tcPr>
+          <w:p>
+            <w:r>
+              <w:rPr>
+                <w:rFonts w:hint="eastAsia"/>
+              </w:rPr>
+              <w:t>以英文为主</w:t>
+            </w:r>
+          </w:p>
+        </w:tc>
+      </w:tr>
+      <w:tr>
+        <w:trPr/>
+        <w:tc>
+          <w:tcPr>
+            <w:tcW w:w="2768" w:type="dxa"/>
+          </w:tcPr>
+          <w:p>
+            <w:r>
+              <w:rPr>
+                <w:rFonts w:hint="eastAsia"/>
+              </w:rPr>
+              <w:t>交付形态</w:t>
+            </w:r>
+          </w:p>
+        </w:tc>
+        <w:tc>
+          <w:tcPr>
+            <w:tcW w:w="2768" w:type="dxa"/>
+          </w:tcPr>
+          <w:p>
+            <w:r>
+              <w:rPr>
+                <w:rFonts w:hint="eastAsia"/>
+              </w:rPr>
+              <w:t>独立 web（前端 React + 后端 FastAPI），对话 / 报告双视图</w:t>
+            </w:r>
+          </w:p>
+        </w:tc>
+        <w:tc>
+          <w:tcPr>
+            <w:tcW w:w="2768" w:type="dxa"/>
+          </w:tcPr>
+          <w:p>
+            <w:r>
+              <w:rPr>
+                <w:rFonts w:hint="eastAsia"/>
+              </w:rPr>
+              <w:t>SaaS 付费、浏览器插件或桌面软件</w:t>
+            </w:r>
+          </w:p>
+        </w:tc>
+      </w:tr>
+      <w:tr>
+        <w:trPr/>
+        <w:tc>
+          <w:tcPr>
+            <w:tcW w:w="2768" w:type="dxa"/>
+          </w:tcPr>
+          <w:p>
+            <w:r>
+              <w:rPr>
+                <w:rFonts w:hint="eastAsia"/>
+              </w:rPr>
+              <w:t>可溯源</w:t>
+            </w:r>
+          </w:p>
+        </w:tc>
+        <w:tc>
+          <w:tcPr>
+            <w:tcW w:w="2768" w:type="dxa"/>
+          </w:tcPr>
+          <w:p>
+            <w:r>
+              <w:rPr>
+                <w:rFonts w:hint="eastAsia"/>
+              </w:rPr>
+              <w:t>统计为确定性计算、结论标 PMID，指标口径显式说明</w:t>
+            </w:r>
+          </w:p>
+        </w:tc>
+        <w:tc>
+          <w:tcPr>
+            <w:tcW w:w="2768" w:type="dxa"/>
+          </w:tcPr>
+          <w:p>
+            <w:r>
+              <w:rPr>
+                <w:rFonts w:hint="eastAsia"/>
+              </w:rPr>
+              <w:t>部分为黑箱，或需人工核验</w:t>
+            </w:r>
+          </w:p>
+        </w:tc>
+      </w:tr>
+      <w:tr>
+        <w:trPr/>
+        <w:tc>
+          <w:tcPr>
+            <w:tcW w:w="2768" w:type="dxa"/>
+          </w:tcPr>
+          <w:p>
+            <w:r>
+              <w:rPr>
+                <w:rFonts w:hint="eastAsia"/>
+              </w:rPr>
+              <w:t>使用成本</w:t>
+            </w:r>
+          </w:p>
+        </w:tc>
+        <w:tc>
+          <w:tcPr>
+            <w:tcW w:w="2768" w:type="dxa"/>
+          </w:tcPr>
+          <w:p>
+            <w:r>
+              <w:rPr>
+                <w:rFonts w:hint="eastAsia"/>
+              </w:rPr>
+              <w:t>本地部署，无付费墙</w:t>
+            </w:r>
+          </w:p>
+        </w:tc>
+        <w:tc>
+          <w:tcPr>
+            <w:tcW w:w="2768" w:type="dxa"/>
+          </w:tcPr>
+          <w:p>
+            <w:r>
+              <w:rPr>
+                <w:rFonts w:hint="eastAsia"/>
+              </w:rPr>
+              <w:t>普遍付费或限额度</w:t>
+            </w:r>
+          </w:p>
+        </w:tc>
+      </w:tr>
+    </w:tbl>
+    <w:p>
+      <w:pPr>
+        <w:ind w:left="240"/>
+      </w:pPr>
+      <w:r>
+        <w:rPr>
+          <w:rFonts w:hint="eastAsia"/>
+        </w:rPr>
+        <w:t>口径说明：本项目分区为按影响因子阈值的近似划分（IF ≥ 6 记 Q1 / 3–6 记 Q2 / 1.5–3 记 Q3 / &lt; 1.5 记 Q4），非官方 JCR 分区；影响因子取 OpenAlex 的近两年篇均被引（2yr_mean_citedness），与 JCR 官方影响因子口径不同，文档与界面均已如实标注。</w:t>
+      </w:r>
+    </w:p>
+    <w:p>
+      <w:pPr>
+        <w:keepNext w:val="1"/>
+        <w:keepLines w:val="1"/>
+        <w:spacing w:before="100" w:beforeAutospacing="1" w:after="100" w:afterAutospacing="1"/>
+        <w:outlineLvl w:val="1"/>
+        <w:rPr>
+          <w:sz w:val="32"/>
+          <w:szCs w:val="32"/>
+        </w:rPr>
+      </w:pPr>
+      <w:r>
+        <w:rPr>
+          <w:rFonts w:hint="eastAsia"/>
+          <w:b w:val="1"/>
+          <w:sz w:val="32"/>
+        </w:rPr>
+        <w:t>七、结论</w:t>
+      </w:r>
+    </w:p>
+    <w:p>
+      <w:r>
+        <w:rPr>
+          <w:rFonts w:hint="eastAsia"/>
+        </w:rPr>
+        <w:t xml:space="preserve">本项目不是对某一款竞品的复刻，而是对「PubMed 文献分析」这一细分场景的一次整合式再设计：以 </w:t>
+      </w:r>
+      <w:r>
+        <w:rPr>
+          <w:rFonts w:hint="eastAsia"/>
+          <w:b w:val="1"/>
+        </w:rPr>
+        <w:t>Elicit 的可溯源综述</w:t>
+      </w:r>
+      <w:r>
+        <w:rPr>
+          <w:rFonts w:hint="eastAsia"/>
+        </w:rPr>
+        <w:t xml:space="preserve">为质量标杆，以 </w:t>
+      </w:r>
+      <w:r>
+        <w:rPr>
+          <w:rFonts w:hint="eastAsia"/>
+          <w:b w:val="1"/>
+        </w:rPr>
+        <w:t>Connected Papers / ResearchRabbit 的可视化与探索</w:t>
+      </w:r>
+      <w:r>
+        <w:rPr>
+          <w:rFonts w:hint="eastAsia"/>
+        </w:rPr>
+        <w:t xml:space="preserve">为交互参照，以 </w:t>
+      </w:r>
+      <w:r>
+        <w:rPr>
+          <w:rFonts w:hint="eastAsia"/>
+          <w:b w:val="1"/>
+        </w:rPr>
+        <w:t>Scholarscope / EasyPubMed 的 IF 分区即时标注</w:t>
+      </w:r>
+      <w:r>
+        <w:rPr>
+          <w:rFonts w:hint="eastAsia"/>
+        </w:rPr>
+        <w:t xml:space="preserve">为实用基准，以 </w:t>
+      </w:r>
+      <w:r>
+        <w:rPr>
+          <w:rFonts w:hint="eastAsia"/>
+          <w:b w:val="1"/>
+        </w:rPr>
+        <w:t>VOSviewer 的严谨计量</w:t>
+      </w:r>
+      <w:r>
+        <w:rPr>
+          <w:rFonts w:hint="eastAsia"/>
+        </w:rPr>
+        <w:t>为统计底子，再用「中文优先 + 独立 web + 一站式闭环 + 确定性统计」把这四类产品的优点缝合成一个能直接交付给中文科研用户的轻量产品。</w:t>
+      </w:r>
+    </w:p>
+    <w:p>
+      <w:pPr/>
     </w:p>
     <w:sectPr>
       <w:cols w:space="720" w:num="1"/>
@@ -2161,7 +3357,7 @@
 </file>
 
 <file path=word/numbering.xml><?xml version="1.0" encoding="utf-8"?>
-<w:numbering xmlns:wpc="http://schemas.microsoft.com/office/word/2010/wordprocessingCanvas" xmlns:mc="http://schemas.openxmlformats.org/markup-compatibility/2006" xmlns:o="urn:schemas-microsoft-com:office:office" xmlns:r="http://schemas.openxmlformats.org/officeDocument/2006/relationships" xmlns:m="http://schemas.openxmlformats.org/officeDocument/2006/math" xmlns:v="urn:schemas-microsoft-com:vml" xmlns:wp14="http://schemas.microsoft.com/office/word/2010/wordprocessingDrawing" xmlns:wp="http://schemas.openxmlformats.org/drawingml/2006/wordprocessingDrawing" xmlns:w10="urn:schemas-microsoft-com:office:word" xmlns:w="http://schemas.openxmlformats.org/wordprocessingml/2006/main" xmlns:w14="http://schemas.microsoft.com/office/word/2010/wordml" xmlns:wpg="http://schemas.microsoft.com/office/word/2010/wordprocessingGroup" xmlns:wpi="http://schemas.microsoft.com/office/word/2010/wordprocessingInk" xmlns:wne="http://schemas.microsoft.com/office/word/2006/wordml" xmlns:wps="http://schemas.microsoft.com/office/word/2010/wordprocessingShape" xmlns:wpsCustomData="http://www.wps.cn/officeDocument/2013/wpsCustomData" mc:Ignorable="w14 wp14">
+<w:numbering xmlns:w="http://schemas.openxmlformats.org/wordprocessingml/2006/main">
   <w:abstractNum w:abstractNumId="0">
     <w:nsid w:val="0053208E"/>
     <w:multiLevelType w:val="singleLevel"/>
@@ -2186,7 +3382,7 @@
 </file>
 
 <file path=word/styles.xml><?xml version="1.0" encoding="utf-8"?>
-<w:styles xmlns:mc="http://schemas.openxmlformats.org/markup-compatibility/2006" xmlns:o="urn:schemas-microsoft-com:office:office" xmlns:r="http://schemas.openxmlformats.org/officeDocument/2006/relationships" xmlns:m="http://schemas.openxmlformats.org/officeDocument/2006/math" xmlns:v="urn:schemas-microsoft-com:vml" xmlns:w="http://schemas.openxmlformats.org/wordprocessingml/2006/main" xmlns:w14="http://schemas.microsoft.com/office/word/2010/wordml" xmlns:w10="urn:schemas-microsoft-com:office:word" xmlns:sl="http://schemas.openxmlformats.org/schemaLibrary/2006/main" xmlns:wpsCustomData="http://www.wps.cn/officeDocument/2013/wpsCustomData" mc:Ignorable="w14">
+<w:styles xmlns:w="http://schemas.openxmlformats.org/wordprocessingml/2006/main">
   <w:docDefaults>
     <w:rPrDefault>
       <w:rPr>
@@ -2195,260 +3391,260 @@
     </w:rPrDefault>
     <w:pPrDefault/>
   </w:docDefaults>
-  <w:latentStyles w:count="260" w:defQFormat="0" w:defUnhideWhenUsed="1" w:defSemiHidden="1" w:defUIPriority="99" w:defLockedState="0">
-    <w:lsdException w:qFormat="1" w:unhideWhenUsed="0" w:uiPriority="0" w:semiHidden="0" w:name="Normal"/>
-    <w:lsdException w:qFormat="1" w:unhideWhenUsed="0" w:uiPriority="0" w:semiHidden="0" w:name="heading 1"/>
-    <w:lsdException w:qFormat="1" w:uiPriority="0" w:name="heading 2"/>
-    <w:lsdException w:qFormat="1" w:uiPriority="0" w:name="heading 3"/>
-    <w:lsdException w:qFormat="1" w:uiPriority="0" w:name="heading 4"/>
-    <w:lsdException w:qFormat="1" w:uiPriority="0" w:name="heading 5"/>
-    <w:lsdException w:qFormat="1" w:uiPriority="0" w:name="heading 6"/>
-    <w:lsdException w:qFormat="1" w:uiPriority="0" w:name="heading 7"/>
-    <w:lsdException w:qFormat="1" w:uiPriority="0" w:name="heading 8"/>
-    <w:lsdException w:qFormat="1" w:uiPriority="0" w:name="heading 9"/>
-    <w:lsdException w:unhideWhenUsed="0" w:uiPriority="0" w:semiHidden="0" w:name="index 1"/>
-    <w:lsdException w:unhideWhenUsed="0" w:uiPriority="0" w:semiHidden="0" w:name="index 2"/>
-    <w:lsdException w:unhideWhenUsed="0" w:uiPriority="0" w:semiHidden="0" w:name="index 3"/>
-    <w:lsdException w:unhideWhenUsed="0" w:uiPriority="0" w:semiHidden="0" w:name="index 4"/>
-    <w:lsdException w:unhideWhenUsed="0" w:uiPriority="0" w:semiHidden="0" w:name="index 5"/>
-    <w:lsdException w:unhideWhenUsed="0" w:uiPriority="0" w:semiHidden="0" w:name="index 6"/>
-    <w:lsdException w:unhideWhenUsed="0" w:uiPriority="0" w:semiHidden="0" w:name="index 7"/>
-    <w:lsdException w:unhideWhenUsed="0" w:uiPriority="0" w:semiHidden="0" w:name="index 8"/>
-    <w:lsdException w:unhideWhenUsed="0" w:uiPriority="0" w:semiHidden="0" w:name="index 9"/>
-    <w:lsdException w:unhideWhenUsed="0" w:uiPriority="0" w:semiHidden="0" w:name="toc 1"/>
-    <w:lsdException w:unhideWhenUsed="0" w:uiPriority="0" w:semiHidden="0" w:name="toc 2"/>
-    <w:lsdException w:unhideWhenUsed="0" w:uiPriority="0" w:semiHidden="0" w:name="toc 3"/>
-    <w:lsdException w:unhideWhenUsed="0" w:uiPriority="0" w:semiHidden="0" w:name="toc 4"/>
-    <w:lsdException w:unhideWhenUsed="0" w:uiPriority="0" w:semiHidden="0" w:name="toc 5"/>
-    <w:lsdException w:unhideWhenUsed="0" w:uiPriority="0" w:semiHidden="0" w:name="toc 6"/>
-    <w:lsdException w:unhideWhenUsed="0" w:uiPriority="0" w:semiHidden="0" w:name="toc 7"/>
-    <w:lsdException w:unhideWhenUsed="0" w:uiPriority="0" w:semiHidden="0" w:name="toc 8"/>
-    <w:lsdException w:unhideWhenUsed="0" w:uiPriority="0" w:semiHidden="0" w:name="toc 9"/>
-    <w:lsdException w:unhideWhenUsed="0" w:uiPriority="0" w:semiHidden="0" w:name="Normal Indent"/>
-    <w:lsdException w:unhideWhenUsed="0" w:uiPriority="0" w:semiHidden="0" w:name="footnote text"/>
-    <w:lsdException w:unhideWhenUsed="0" w:uiPriority="0" w:semiHidden="0" w:name="annotation text"/>
-    <w:lsdException w:unhideWhenUsed="0" w:uiPriority="0" w:semiHidden="0" w:name="header"/>
-    <w:lsdException w:unhideWhenUsed="0" w:uiPriority="0" w:semiHidden="0" w:name="footer"/>
-    <w:lsdException w:unhideWhenUsed="0" w:uiPriority="0" w:semiHidden="0" w:name="index heading"/>
-    <w:lsdException w:qFormat="1" w:uiPriority="0" w:name="caption"/>
-    <w:lsdException w:unhideWhenUsed="0" w:uiPriority="0" w:semiHidden="0" w:name="table of figures"/>
-    <w:lsdException w:unhideWhenUsed="0" w:uiPriority="0" w:semiHidden="0" w:name="envelope address"/>
-    <w:lsdException w:unhideWhenUsed="0" w:uiPriority="0" w:semiHidden="0" w:name="envelope return"/>
-    <w:lsdException w:unhideWhenUsed="0" w:uiPriority="0" w:semiHidden="0" w:name="footnote reference"/>
-    <w:lsdException w:unhideWhenUsed="0" w:uiPriority="0" w:semiHidden="0" w:name="annotation reference"/>
-    <w:lsdException w:unhideWhenUsed="0" w:uiPriority="0" w:semiHidden="0" w:name="line number"/>
-    <w:lsdException w:unhideWhenUsed="0" w:uiPriority="0" w:semiHidden="0" w:name="page number"/>
-    <w:lsdException w:unhideWhenUsed="0" w:uiPriority="0" w:semiHidden="0" w:name="endnote reference"/>
-    <w:lsdException w:unhideWhenUsed="0" w:uiPriority="0" w:semiHidden="0" w:name="endnote text"/>
-    <w:lsdException w:unhideWhenUsed="0" w:uiPriority="0" w:semiHidden="0" w:name="table of authorities"/>
-    <w:lsdException w:unhideWhenUsed="0" w:uiPriority="0" w:semiHidden="0" w:name="macro"/>
-    <w:lsdException w:unhideWhenUsed="0" w:uiPriority="0" w:semiHidden="0" w:name="toa heading"/>
-    <w:lsdException w:unhideWhenUsed="0" w:uiPriority="0" w:semiHidden="0" w:name="List"/>
-    <w:lsdException w:unhideWhenUsed="0" w:uiPriority="0" w:semiHidden="0" w:name="List Bullet"/>
-    <w:lsdException w:unhideWhenUsed="0" w:uiPriority="0" w:semiHidden="0" w:name="List Number"/>
-    <w:lsdException w:unhideWhenUsed="0" w:uiPriority="0" w:semiHidden="0" w:name="List 2"/>
-    <w:lsdException w:unhideWhenUsed="0" w:uiPriority="0" w:semiHidden="0" w:name="List 3"/>
-    <w:lsdException w:unhideWhenUsed="0" w:uiPriority="0" w:semiHidden="0" w:name="List 4"/>
-    <w:lsdException w:unhideWhenUsed="0" w:uiPriority="0" w:semiHidden="0" w:name="List 5"/>
-    <w:lsdException w:unhideWhenUsed="0" w:uiPriority="0" w:semiHidden="0" w:name="List Bullet 2"/>
-    <w:lsdException w:unhideWhenUsed="0" w:uiPriority="0" w:semiHidden="0" w:name="List Bullet 3"/>
-    <w:lsdException w:unhideWhenUsed="0" w:uiPriority="0" w:semiHidden="0" w:name="List Bullet 4"/>
-    <w:lsdException w:unhideWhenUsed="0" w:uiPriority="0" w:semiHidden="0" w:name="List Bullet 5"/>
-    <w:lsdException w:unhideWhenUsed="0" w:uiPriority="0" w:semiHidden="0" w:name="List Number 2"/>
-    <w:lsdException w:unhideWhenUsed="0" w:uiPriority="0" w:semiHidden="0" w:name="List Number 3"/>
-    <w:lsdException w:unhideWhenUsed="0" w:uiPriority="0" w:semiHidden="0" w:name="List Number 4"/>
-    <w:lsdException w:unhideWhenUsed="0" w:uiPriority="0" w:semiHidden="0" w:name="List Number 5"/>
-    <w:lsdException w:qFormat="1" w:unhideWhenUsed="0" w:uiPriority="0" w:semiHidden="0" w:name="Title"/>
-    <w:lsdException w:unhideWhenUsed="0" w:uiPriority="0" w:semiHidden="0" w:name="Closing"/>
-    <w:lsdException w:unhideWhenUsed="0" w:uiPriority="0" w:semiHidden="0" w:name="Signature"/>
-    <w:lsdException w:qFormat="1" w:unhideWhenUsed="0" w:uiPriority="0" w:name="Default Paragraph Font"/>
-    <w:lsdException w:unhideWhenUsed="0" w:uiPriority="0" w:semiHidden="0" w:name="Body Text"/>
-    <w:lsdException w:unhideWhenUsed="0" w:uiPriority="0" w:semiHidden="0" w:name="Body Text Indent"/>
-    <w:lsdException w:unhideWhenUsed="0" w:uiPriority="0" w:semiHidden="0" w:name="List Continue"/>
-    <w:lsdException w:unhideWhenUsed="0" w:uiPriority="0" w:semiHidden="0" w:name="List Continue 2"/>
-    <w:lsdException w:unhideWhenUsed="0" w:uiPriority="0" w:semiHidden="0" w:name="List Continue 3"/>
-    <w:lsdException w:unhideWhenUsed="0" w:uiPriority="0" w:semiHidden="0" w:name="List Continue 4"/>
-    <w:lsdException w:unhideWhenUsed="0" w:uiPriority="0" w:semiHidden="0" w:name="List Continue 5"/>
-    <w:lsdException w:unhideWhenUsed="0" w:uiPriority="0" w:semiHidden="0" w:name="Message Header"/>
-    <w:lsdException w:qFormat="1" w:unhideWhenUsed="0" w:uiPriority="0" w:semiHidden="0" w:name="Subtitle"/>
-    <w:lsdException w:unhideWhenUsed="0" w:uiPriority="0" w:semiHidden="0" w:name="Salutation"/>
-    <w:lsdException w:unhideWhenUsed="0" w:uiPriority="0" w:semiHidden="0" w:name="Date"/>
-    <w:lsdException w:unhideWhenUsed="0" w:uiPriority="0" w:semiHidden="0" w:name="Body Text First Indent"/>
-    <w:lsdException w:unhideWhenUsed="0" w:uiPriority="0" w:semiHidden="0" w:name="Body Text First Indent 2"/>
-    <w:lsdException w:unhideWhenUsed="0" w:uiPriority="0" w:semiHidden="0" w:name="Note Heading"/>
-    <w:lsdException w:unhideWhenUsed="0" w:uiPriority="0" w:semiHidden="0" w:name="Body Text 2"/>
-    <w:lsdException w:unhideWhenUsed="0" w:uiPriority="0" w:semiHidden="0" w:name="Body Text 3"/>
-    <w:lsdException w:unhideWhenUsed="0" w:uiPriority="0" w:semiHidden="0" w:name="Body Text Indent 2"/>
-    <w:lsdException w:unhideWhenUsed="0" w:uiPriority="0" w:semiHidden="0" w:name="Body Text Indent 3"/>
-    <w:lsdException w:unhideWhenUsed="0" w:uiPriority="0" w:semiHidden="0" w:name="Block Text"/>
-    <w:lsdException w:unhideWhenUsed="0" w:uiPriority="0" w:semiHidden="0" w:name="Hyperlink"/>
-    <w:lsdException w:unhideWhenUsed="0" w:uiPriority="0" w:semiHidden="0" w:name="FollowedHyperlink"/>
-    <w:lsdException w:qFormat="1" w:unhideWhenUsed="0" w:uiPriority="0" w:semiHidden="0" w:name="Strong"/>
-    <w:lsdException w:qFormat="1" w:unhideWhenUsed="0" w:uiPriority="0" w:semiHidden="0" w:name="Emphasis"/>
-    <w:lsdException w:unhideWhenUsed="0" w:uiPriority="0" w:semiHidden="0" w:name="Document Map"/>
-    <w:lsdException w:unhideWhenUsed="0" w:uiPriority="0" w:semiHidden="0" w:name="Plain Text"/>
-    <w:lsdException w:unhideWhenUsed="0" w:uiPriority="0" w:semiHidden="0" w:name="E-mail Signature"/>
-    <w:lsdException w:unhideWhenUsed="0" w:uiPriority="0" w:semiHidden="0" w:name="Normal (Web)"/>
-    <w:lsdException w:unhideWhenUsed="0" w:uiPriority="0" w:semiHidden="0" w:name="HTML Acronym"/>
-    <w:lsdException w:unhideWhenUsed="0" w:uiPriority="0" w:semiHidden="0" w:name="HTML Address"/>
-    <w:lsdException w:unhideWhenUsed="0" w:uiPriority="0" w:semiHidden="0" w:name="HTML Cite"/>
-    <w:lsdException w:unhideWhenUsed="0" w:uiPriority="0" w:semiHidden="0" w:name="HTML Code"/>
-    <w:lsdException w:unhideWhenUsed="0" w:uiPriority="0" w:semiHidden="0" w:name="HTML Definition"/>
-    <w:lsdException w:unhideWhenUsed="0" w:uiPriority="0" w:semiHidden="0" w:name="HTML Keyboard"/>
-    <w:lsdException w:unhideWhenUsed="0" w:uiPriority="0" w:semiHidden="0" w:name="HTML Preformatted"/>
-    <w:lsdException w:unhideWhenUsed="0" w:uiPriority="0" w:semiHidden="0" w:name="HTML Sample"/>
-    <w:lsdException w:unhideWhenUsed="0" w:uiPriority="0" w:semiHidden="0" w:name="HTML Typewriter"/>
-    <w:lsdException w:unhideWhenUsed="0" w:uiPriority="0" w:semiHidden="0" w:name="HTML Variable"/>
-    <w:lsdException w:unhideWhenUsed="0" w:uiPriority="0" w:name="Normal Table"/>
-    <w:lsdException w:unhideWhenUsed="0" w:uiPriority="0" w:semiHidden="0" w:name="annotation subject"/>
-    <w:lsdException w:unhideWhenUsed="0" w:uiPriority="0" w:semiHidden="0" w:name="Table Simple 1"/>
-    <w:lsdException w:unhideWhenUsed="0" w:uiPriority="0" w:semiHidden="0" w:name="Table Simple 2"/>
-    <w:lsdException w:unhideWhenUsed="0" w:uiPriority="0" w:semiHidden="0" w:name="Table Simple 3"/>
-    <w:lsdException w:unhideWhenUsed="0" w:uiPriority="0" w:semiHidden="0" w:name="Table Classic 1"/>
-    <w:lsdException w:unhideWhenUsed="0" w:uiPriority="0" w:semiHidden="0" w:name="Table Classic 2"/>
-    <w:lsdException w:unhideWhenUsed="0" w:uiPriority="0" w:semiHidden="0" w:name="Table Classic 3"/>
-    <w:lsdException w:unhideWhenUsed="0" w:uiPriority="0" w:semiHidden="0" w:name="Table Classic 4"/>
-    <w:lsdException w:unhideWhenUsed="0" w:uiPriority="0" w:semiHidden="0" w:name="Table Colorful 1"/>
-    <w:lsdException w:unhideWhenUsed="0" w:uiPriority="0" w:semiHidden="0" w:name="Table Colorful 2"/>
-    <w:lsdException w:unhideWhenUsed="0" w:uiPriority="0" w:semiHidden="0" w:name="Table Colorful 3"/>
-    <w:lsdException w:unhideWhenUsed="0" w:uiPriority="0" w:semiHidden="0" w:name="Table Columns 1"/>
-    <w:lsdException w:unhideWhenUsed="0" w:uiPriority="0" w:semiHidden="0" w:name="Table Columns 2"/>
-    <w:lsdException w:unhideWhenUsed="0" w:uiPriority="0" w:semiHidden="0" w:name="Table Columns 3"/>
-    <w:lsdException w:unhideWhenUsed="0" w:uiPriority="0" w:semiHidden="0" w:name="Table Columns 4"/>
-    <w:lsdException w:unhideWhenUsed="0" w:uiPriority="0" w:semiHidden="0" w:name="Table Columns 5"/>
-    <w:lsdException w:unhideWhenUsed="0" w:uiPriority="0" w:semiHidden="0" w:name="Table Grid 1"/>
-    <w:lsdException w:unhideWhenUsed="0" w:uiPriority="0" w:semiHidden="0" w:name="Table Grid 2"/>
-    <w:lsdException w:unhideWhenUsed="0" w:uiPriority="0" w:semiHidden="0" w:name="Table Grid 3"/>
-    <w:lsdException w:unhideWhenUsed="0" w:uiPriority="0" w:semiHidden="0" w:name="Table Grid 4"/>
-    <w:lsdException w:unhideWhenUsed="0" w:uiPriority="0" w:semiHidden="0" w:name="Table Grid 5"/>
-    <w:lsdException w:unhideWhenUsed="0" w:uiPriority="0" w:semiHidden="0" w:name="Table Grid 6"/>
-    <w:lsdException w:unhideWhenUsed="0" w:uiPriority="0" w:semiHidden="0" w:name="Table Grid 7"/>
-    <w:lsdException w:unhideWhenUsed="0" w:uiPriority="0" w:semiHidden="0" w:name="Table Grid 8"/>
-    <w:lsdException w:unhideWhenUsed="0" w:uiPriority="0" w:semiHidden="0" w:name="Table List 1"/>
-    <w:lsdException w:unhideWhenUsed="0" w:uiPriority="0" w:semiHidden="0" w:name="Table List 2"/>
-    <w:lsdException w:unhideWhenUsed="0" w:uiPriority="0" w:semiHidden="0" w:name="Table List 3"/>
-    <w:lsdException w:unhideWhenUsed="0" w:uiPriority="0" w:semiHidden="0" w:name="Table List 4"/>
-    <w:lsdException w:unhideWhenUsed="0" w:uiPriority="0" w:semiHidden="0" w:name="Table List 5"/>
-    <w:lsdException w:unhideWhenUsed="0" w:uiPriority="0" w:semiHidden="0" w:name="Table List 6"/>
-    <w:lsdException w:unhideWhenUsed="0" w:uiPriority="0" w:semiHidden="0" w:name="Table List 7"/>
-    <w:lsdException w:unhideWhenUsed="0" w:uiPriority="0" w:semiHidden="0" w:name="Table List 8"/>
-    <w:lsdException w:unhideWhenUsed="0" w:uiPriority="0" w:semiHidden="0" w:name="Table 3D effects 1"/>
-    <w:lsdException w:unhideWhenUsed="0" w:uiPriority="0" w:semiHidden="0" w:name="Table 3D effects 2"/>
-    <w:lsdException w:unhideWhenUsed="0" w:uiPriority="0" w:semiHidden="0" w:name="Table 3D effects 3"/>
-    <w:lsdException w:unhideWhenUsed="0" w:uiPriority="0" w:semiHidden="0" w:name="Table Contemporary"/>
-    <w:lsdException w:unhideWhenUsed="0" w:uiPriority="0" w:semiHidden="0" w:name="Table Elegant"/>
-    <w:lsdException w:unhideWhenUsed="0" w:uiPriority="0" w:semiHidden="0" w:name="Table Professional"/>
-    <w:lsdException w:unhideWhenUsed="0" w:uiPriority="0" w:semiHidden="0" w:name="Table Subtle 1"/>
-    <w:lsdException w:unhideWhenUsed="0" w:uiPriority="0" w:semiHidden="0" w:name="Table Subtle 2"/>
-    <w:lsdException w:unhideWhenUsed="0" w:uiPriority="0" w:semiHidden="0" w:name="Table Web 1"/>
-    <w:lsdException w:unhideWhenUsed="0" w:uiPriority="0" w:semiHidden="0" w:name="Table Web 2"/>
-    <w:lsdException w:unhideWhenUsed="0" w:uiPriority="0" w:semiHidden="0" w:name="Table Web 3"/>
-    <w:lsdException w:unhideWhenUsed="0" w:uiPriority="0" w:semiHidden="0" w:name="Balloon Text"/>
-    <w:lsdException w:unhideWhenUsed="0" w:uiPriority="0" w:semiHidden="0" w:name="Table Grid"/>
-    <w:lsdException w:unhideWhenUsed="0" w:uiPriority="0" w:semiHidden="0" w:name="Table Theme"/>
-    <w:lsdException w:unhideWhenUsed="0" w:uiPriority="60" w:semiHidden="0" w:name="Light Shading"/>
-    <w:lsdException w:unhideWhenUsed="0" w:uiPriority="61" w:semiHidden="0" w:name="Light List"/>
-    <w:lsdException w:unhideWhenUsed="0" w:uiPriority="62" w:semiHidden="0" w:name="Light Grid"/>
-    <w:lsdException w:unhideWhenUsed="0" w:uiPriority="63" w:semiHidden="0" w:name="Medium Shading 1"/>
-    <w:lsdException w:unhideWhenUsed="0" w:uiPriority="64" w:semiHidden="0" w:name="Medium Shading 2"/>
-    <w:lsdException w:unhideWhenUsed="0" w:uiPriority="65" w:semiHidden="0" w:name="Medium List 1"/>
-    <w:lsdException w:unhideWhenUsed="0" w:uiPriority="66" w:semiHidden="0" w:name="Medium List 2"/>
-    <w:lsdException w:unhideWhenUsed="0" w:uiPriority="67" w:semiHidden="0" w:name="Medium Grid 1"/>
-    <w:lsdException w:unhideWhenUsed="0" w:uiPriority="68" w:semiHidden="0" w:name="Medium Grid 2"/>
-    <w:lsdException w:unhideWhenUsed="0" w:uiPriority="69" w:semiHidden="0" w:name="Medium Grid 3"/>
-    <w:lsdException w:unhideWhenUsed="0" w:uiPriority="70" w:semiHidden="0" w:name="Dark List"/>
-    <w:lsdException w:unhideWhenUsed="0" w:uiPriority="71" w:semiHidden="0" w:name="Colorful Shading"/>
-    <w:lsdException w:unhideWhenUsed="0" w:uiPriority="72" w:semiHidden="0" w:name="Colorful List"/>
-    <w:lsdException w:unhideWhenUsed="0" w:uiPriority="73" w:semiHidden="0" w:name="Colorful Grid"/>
-    <w:lsdException w:unhideWhenUsed="0" w:uiPriority="60" w:semiHidden="0" w:name="Light Shading Accent 1"/>
-    <w:lsdException w:unhideWhenUsed="0" w:uiPriority="61" w:semiHidden="0" w:name="Light List Accent 1"/>
-    <w:lsdException w:unhideWhenUsed="0" w:uiPriority="62" w:semiHidden="0" w:name="Light Grid Accent 1"/>
-    <w:lsdException w:unhideWhenUsed="0" w:uiPriority="63" w:semiHidden="0" w:name="Medium Shading 1 Accent 1"/>
-    <w:lsdException w:unhideWhenUsed="0" w:uiPriority="64" w:semiHidden="0" w:name="Medium Shading 2 Accent 1"/>
-    <w:lsdException w:unhideWhenUsed="0" w:uiPriority="65" w:semiHidden="0" w:name="Medium List 1 Accent 1"/>
-    <w:lsdException w:unhideWhenUsed="0" w:uiPriority="66" w:semiHidden="0" w:name="Medium List 2 Accent 1"/>
-    <w:lsdException w:unhideWhenUsed="0" w:uiPriority="67" w:semiHidden="0" w:name="Medium Grid 1 Accent 1"/>
-    <w:lsdException w:unhideWhenUsed="0" w:uiPriority="68" w:semiHidden="0" w:name="Medium Grid 2 Accent 1"/>
-    <w:lsdException w:unhideWhenUsed="0" w:uiPriority="69" w:semiHidden="0" w:name="Medium Grid 3 Accent 1"/>
-    <w:lsdException w:unhideWhenUsed="0" w:uiPriority="70" w:semiHidden="0" w:name="Dark List Accent 1"/>
-    <w:lsdException w:unhideWhenUsed="0" w:uiPriority="71" w:semiHidden="0" w:name="Colorful Shading Accent 1"/>
-    <w:lsdException w:unhideWhenUsed="0" w:uiPriority="72" w:semiHidden="0" w:name="Colorful List Accent 1"/>
-    <w:lsdException w:unhideWhenUsed="0" w:uiPriority="73" w:semiHidden="0" w:name="Colorful Grid Accent 1"/>
-    <w:lsdException w:unhideWhenUsed="0" w:uiPriority="60" w:semiHidden="0" w:name="Light Shading Accent 2"/>
-    <w:lsdException w:unhideWhenUsed="0" w:uiPriority="61" w:semiHidden="0" w:name="Light List Accent 2"/>
-    <w:lsdException w:unhideWhenUsed="0" w:uiPriority="62" w:semiHidden="0" w:name="Light Grid Accent 2"/>
-    <w:lsdException w:unhideWhenUsed="0" w:uiPriority="63" w:semiHidden="0" w:name="Medium Shading 1 Accent 2"/>
-    <w:lsdException w:unhideWhenUsed="0" w:uiPriority="64" w:semiHidden="0" w:name="Medium Shading 2 Accent 2"/>
-    <w:lsdException w:unhideWhenUsed="0" w:uiPriority="65" w:semiHidden="0" w:name="Medium List 1 Accent 2"/>
-    <w:lsdException w:unhideWhenUsed="0" w:uiPriority="66" w:semiHidden="0" w:name="Medium List 2 Accent 2"/>
-    <w:lsdException w:unhideWhenUsed="0" w:uiPriority="67" w:semiHidden="0" w:name="Medium Grid 1 Accent 2"/>
-    <w:lsdException w:unhideWhenUsed="0" w:uiPriority="68" w:semiHidden="0" w:name="Medium Grid 2 Accent 2"/>
-    <w:lsdException w:unhideWhenUsed="0" w:uiPriority="69" w:semiHidden="0" w:name="Medium Grid 3 Accent 2"/>
-    <w:lsdException w:unhideWhenUsed="0" w:uiPriority="70" w:semiHidden="0" w:name="Dark List Accent 2"/>
-    <w:lsdException w:unhideWhenUsed="0" w:uiPriority="71" w:semiHidden="0" w:name="Colorful Shading Accent 2"/>
-    <w:lsdException w:unhideWhenUsed="0" w:uiPriority="72" w:semiHidden="0" w:name="Colorful List Accent 2"/>
-    <w:lsdException w:unhideWhenUsed="0" w:uiPriority="73" w:semiHidden="0" w:name="Colorful Grid Accent 2"/>
-    <w:lsdException w:unhideWhenUsed="0" w:uiPriority="60" w:semiHidden="0" w:name="Light Shading Accent 3"/>
-    <w:lsdException w:unhideWhenUsed="0" w:uiPriority="61" w:semiHidden="0" w:name="Light List Accent 3"/>
-    <w:lsdException w:unhideWhenUsed="0" w:uiPriority="62" w:semiHidden="0" w:name="Light Grid Accent 3"/>
-    <w:lsdException w:unhideWhenUsed="0" w:uiPriority="63" w:semiHidden="0" w:name="Medium Shading 1 Accent 3"/>
-    <w:lsdException w:unhideWhenUsed="0" w:uiPriority="64" w:semiHidden="0" w:name="Medium Shading 2 Accent 3"/>
-    <w:lsdException w:unhideWhenUsed="0" w:uiPriority="65" w:semiHidden="0" w:name="Medium List 1 Accent 3"/>
-    <w:lsdException w:unhideWhenUsed="0" w:uiPriority="66" w:semiHidden="0" w:name="Medium List 2 Accent 3"/>
-    <w:lsdException w:unhideWhenUsed="0" w:uiPriority="67" w:semiHidden="0" w:name="Medium Grid 1 Accent 3"/>
-    <w:lsdException w:unhideWhenUsed="0" w:uiPriority="68" w:semiHidden="0" w:name="Medium Grid 2 Accent 3"/>
-    <w:lsdException w:unhideWhenUsed="0" w:uiPriority="69" w:semiHidden="0" w:name="Medium Grid 3 Accent 3"/>
-    <w:lsdException w:unhideWhenUsed="0" w:uiPriority="70" w:semiHidden="0" w:name="Dark List Accent 3"/>
-    <w:lsdException w:unhideWhenUsed="0" w:uiPriority="71" w:semiHidden="0" w:name="Colorful Shading Accent 3"/>
-    <w:lsdException w:unhideWhenUsed="0" w:uiPriority="72" w:semiHidden="0" w:name="Colorful List Accent 3"/>
-    <w:lsdException w:unhideWhenUsed="0" w:uiPriority="73" w:semiHidden="0" w:name="Colorful Grid Accent 3"/>
-    <w:lsdException w:unhideWhenUsed="0" w:uiPriority="60" w:semiHidden="0" w:name="Light Shading Accent 4"/>
-    <w:lsdException w:unhideWhenUsed="0" w:uiPriority="61" w:semiHidden="0" w:name="Light List Accent 4"/>
-    <w:lsdException w:unhideWhenUsed="0" w:uiPriority="62" w:semiHidden="0" w:name="Light Grid Accent 4"/>
-    <w:lsdException w:unhideWhenUsed="0" w:uiPriority="63" w:semiHidden="0" w:name="Medium Shading 1 Accent 4"/>
-    <w:lsdException w:unhideWhenUsed="0" w:uiPriority="64" w:semiHidden="0" w:name="Medium Shading 2 Accent 4"/>
-    <w:lsdException w:unhideWhenUsed="0" w:uiPriority="65" w:semiHidden="0" w:name="Medium List 1 Accent 4"/>
-    <w:lsdException w:unhideWhenUsed="0" w:uiPriority="66" w:semiHidden="0" w:name="Medium List 2 Accent 4"/>
-    <w:lsdException w:unhideWhenUsed="0" w:uiPriority="67" w:semiHidden="0" w:name="Medium Grid 1 Accent 4"/>
-    <w:lsdException w:unhideWhenUsed="0" w:uiPriority="68" w:semiHidden="0" w:name="Medium Grid 2 Accent 4"/>
-    <w:lsdException w:unhideWhenUsed="0" w:uiPriority="69" w:semiHidden="0" w:name="Medium Grid 3 Accent 4"/>
-    <w:lsdException w:unhideWhenUsed="0" w:uiPriority="70" w:semiHidden="0" w:name="Dark List Accent 4"/>
-    <w:lsdException w:unhideWhenUsed="0" w:uiPriority="71" w:semiHidden="0" w:name="Colorful Shading Accent 4"/>
-    <w:lsdException w:unhideWhenUsed="0" w:uiPriority="72" w:semiHidden="0" w:name="Colorful List Accent 4"/>
-    <w:lsdException w:unhideWhenUsed="0" w:uiPriority="73" w:semiHidden="0" w:name="Colorful Grid Accent 4"/>
-    <w:lsdException w:unhideWhenUsed="0" w:uiPriority="60" w:semiHidden="0" w:name="Light Shading Accent 5"/>
-    <w:lsdException w:unhideWhenUsed="0" w:uiPriority="61" w:semiHidden="0" w:name="Light List Accent 5"/>
-    <w:lsdException w:unhideWhenUsed="0" w:uiPriority="62" w:semiHidden="0" w:name="Light Grid Accent 5"/>
-    <w:lsdException w:unhideWhenUsed="0" w:uiPriority="63" w:semiHidden="0" w:name="Medium Shading 1 Accent 5"/>
-    <w:lsdException w:unhideWhenUsed="0" w:uiPriority="64" w:semiHidden="0" w:name="Medium Shading 2 Accent 5"/>
-    <w:lsdException w:unhideWhenUsed="0" w:uiPriority="65" w:semiHidden="0" w:name="Medium List 1 Accent 5"/>
-    <w:lsdException w:unhideWhenUsed="0" w:uiPriority="66" w:semiHidden="0" w:name="Medium List 2 Accent 5"/>
-    <w:lsdException w:unhideWhenUsed="0" w:uiPriority="67" w:semiHidden="0" w:name="Medium Grid 1 Accent 5"/>
-    <w:lsdException w:unhideWhenUsed="0" w:uiPriority="68" w:semiHidden="0" w:name="Medium Grid 2 Accent 5"/>
-    <w:lsdException w:unhideWhenUsed="0" w:uiPriority="69" w:semiHidden="0" w:name="Medium Grid 3 Accent 5"/>
-    <w:lsdException w:unhideWhenUsed="0" w:uiPriority="70" w:semiHidden="0" w:name="Dark List Accent 5"/>
-    <w:lsdException w:unhideWhenUsed="0" w:uiPriority="71" w:semiHidden="0" w:name="Colorful Shading Accent 5"/>
-    <w:lsdException w:unhideWhenUsed="0" w:uiPriority="72" w:semiHidden="0" w:name="Colorful List Accent 5"/>
-    <w:lsdException w:unhideWhenUsed="0" w:uiPriority="73" w:semiHidden="0" w:name="Colorful Grid Accent 5"/>
-    <w:lsdException w:unhideWhenUsed="0" w:uiPriority="60" w:semiHidden="0" w:name="Light Shading Accent 6"/>
-    <w:lsdException w:unhideWhenUsed="0" w:uiPriority="61" w:semiHidden="0" w:name="Light List Accent 6"/>
-    <w:lsdException w:unhideWhenUsed="0" w:uiPriority="62" w:semiHidden="0" w:name="Light Grid Accent 6"/>
-    <w:lsdException w:unhideWhenUsed="0" w:uiPriority="63" w:semiHidden="0" w:name="Medium Shading 1 Accent 6"/>
-    <w:lsdException w:unhideWhenUsed="0" w:uiPriority="64" w:semiHidden="0" w:name="Medium Shading 2 Accent 6"/>
-    <w:lsdException w:unhideWhenUsed="0" w:uiPriority="65" w:semiHidden="0" w:name="Medium List 1 Accent 6"/>
-    <w:lsdException w:unhideWhenUsed="0" w:uiPriority="66" w:semiHidden="0" w:name="Medium List 2 Accent 6"/>
-    <w:lsdException w:unhideWhenUsed="0" w:uiPriority="67" w:semiHidden="0" w:name="Medium Grid 1 Accent 6"/>
-    <w:lsdException w:unhideWhenUsed="0" w:uiPriority="68" w:semiHidden="0" w:name="Medium Grid 2 Accent 6"/>
-    <w:lsdException w:unhideWhenUsed="0" w:uiPriority="69" w:semiHidden="0" w:name="Medium Grid 3 Accent 6"/>
-    <w:lsdException w:unhideWhenUsed="0" w:uiPriority="70" w:semiHidden="0" w:name="Dark List Accent 6"/>
-    <w:lsdException w:unhideWhenUsed="0" w:uiPriority="71" w:semiHidden="0" w:name="Colorful Shading Accent 6"/>
-    <w:lsdException w:unhideWhenUsed="0" w:uiPriority="72" w:semiHidden="0" w:name="Colorful List Accent 6"/>
-    <w:lsdException w:unhideWhenUsed="0" w:uiPriority="73" w:semiHidden="0" w:name="Colorful Grid Accent 6"/>
+  <w:latentStyles w:defLockedState="0" w:defUIPriority="99" w:defSemiHidden="1" w:defUnhideWhenUsed="1" w:defQFormat="0" w:count="260">
+    <w:lsdException w:name="envelope return" w:uiPriority="0" w:semiHidden="0" w:unhideWhenUsed="0"/>
+    <w:lsdException w:name="List Number 5" w:uiPriority="0" w:semiHidden="0" w:unhideWhenUsed="0"/>
+    <w:lsdException w:name="Normal Table" w:uiPriority="0" w:unhideWhenUsed="0"/>
+    <w:lsdException w:name="HTML Address" w:uiPriority="0" w:semiHidden="0" w:unhideWhenUsed="0"/>
+    <w:lsdException w:name="Medium Grid 3 Accent 6" w:uiPriority="69" w:semiHidden="0" w:unhideWhenUsed="0"/>
+    <w:lsdException w:name="footer" w:uiPriority="0" w:semiHidden="0" w:unhideWhenUsed="0"/>
+    <w:lsdException w:name="Table Columns 4" w:uiPriority="0" w:semiHidden="0" w:unhideWhenUsed="0"/>
+    <w:lsdException w:name="HTML Cite" w:uiPriority="0" w:semiHidden="0" w:unhideWhenUsed="0"/>
+    <w:lsdException w:name="HTML Sample" w:uiPriority="0" w:semiHidden="0" w:unhideWhenUsed="0"/>
+    <w:lsdException w:name="Block Text" w:uiPriority="0" w:semiHidden="0" w:unhideWhenUsed="0"/>
+    <w:lsdException w:name="Light Grid" w:uiPriority="62" w:semiHidden="0" w:unhideWhenUsed="0"/>
+    <w:lsdException w:name="toc 6" w:uiPriority="0" w:semiHidden="0" w:unhideWhenUsed="0"/>
+    <w:lsdException w:name="Hyperlink" w:uiPriority="0" w:semiHidden="0" w:unhideWhenUsed="0"/>
+    <w:lsdException w:name="Medium List 2 Accent 6" w:uiPriority="66" w:semiHidden="0" w:unhideWhenUsed="0"/>
+    <w:lsdException w:name="index 6" w:uiPriority="0" w:semiHidden="0" w:unhideWhenUsed="0"/>
+    <w:lsdException w:name="Date" w:uiPriority="0" w:semiHidden="0" w:unhideWhenUsed="0"/>
+    <w:lsdException w:name="Table Grid 5" w:uiPriority="0" w:semiHidden="0" w:unhideWhenUsed="0"/>
+    <w:lsdException w:name="Table Colorful 2" w:uiPriority="0" w:semiHidden="0" w:unhideWhenUsed="0"/>
+    <w:lsdException w:name="Table Grid 3" w:uiPriority="0" w:semiHidden="0" w:unhideWhenUsed="0"/>
+    <w:lsdException w:name="List 4" w:uiPriority="0" w:semiHidden="0" w:unhideWhenUsed="0"/>
+    <w:lsdException w:name="table of authorities" w:uiPriority="0" w:semiHidden="0" w:unhideWhenUsed="0"/>
+    <w:lsdException w:name="Colorful Shading Accent 4" w:uiPriority="71" w:semiHidden="0" w:unhideWhenUsed="0"/>
+    <w:lsdException w:name="Medium List 2 Accent 3" w:uiPriority="66" w:semiHidden="0" w:unhideWhenUsed="0"/>
+    <w:lsdException w:name="Light Shading Accent 2" w:uiPriority="60" w:semiHidden="0" w:unhideWhenUsed="0"/>
+    <w:lsdException w:name="Table Simple 2" w:uiPriority="0" w:semiHidden="0" w:unhideWhenUsed="0"/>
+    <w:lsdException w:name="Normal Indent" w:uiPriority="0" w:semiHidden="0" w:unhideWhenUsed="0"/>
+    <w:lsdException w:name="Table Classic 1" w:uiPriority="0" w:semiHidden="0" w:unhideWhenUsed="0"/>
+    <w:lsdException w:name="index 5" w:uiPriority="0" w:semiHidden="0" w:unhideWhenUsed="0"/>
+    <w:lsdException w:name="toc 2" w:uiPriority="0" w:semiHidden="0" w:unhideWhenUsed="0"/>
+    <w:lsdException w:name="toa heading" w:uiPriority="0" w:semiHidden="0" w:unhideWhenUsed="0"/>
+    <w:lsdException w:name="Dark List Accent 3" w:uiPriority="70" w:semiHidden="0" w:unhideWhenUsed="0"/>
+    <w:lsdException w:name="toc 8" w:uiPriority="0" w:semiHidden="0" w:unhideWhenUsed="0"/>
+    <w:lsdException w:name="Table List 1" w:uiPriority="0" w:semiHidden="0" w:unhideWhenUsed="0"/>
+    <w:lsdException w:name="Light Grid Accent 4" w:uiPriority="62" w:semiHidden="0" w:unhideWhenUsed="0"/>
+    <w:lsdException w:name="Light List Accent 1" w:uiPriority="61" w:semiHidden="0" w:unhideWhenUsed="0"/>
+    <w:lsdException w:name="index 2" w:uiPriority="0" w:semiHidden="0" w:unhideWhenUsed="0"/>
+    <w:lsdException w:name="Colorful List Accent 2" w:uiPriority="72" w:semiHidden="0" w:unhideWhenUsed="0"/>
+    <w:lsdException w:name="Medium Grid 2 Accent 6" w:uiPriority="68" w:semiHidden="0" w:unhideWhenUsed="0"/>
+    <w:lsdException w:name="Medium List 1" w:uiPriority="65" w:semiHidden="0" w:unhideWhenUsed="0"/>
+    <w:lsdException w:name="Table Contemporary" w:uiPriority="0" w:semiHidden="0" w:unhideWhenUsed="0"/>
+    <w:lsdException w:name="Table Grid 7" w:uiPriority="0" w:semiHidden="0" w:unhideWhenUsed="0"/>
+    <w:lsdException w:name="Colorful Grid Accent 4" w:uiPriority="73" w:semiHidden="0" w:unhideWhenUsed="0"/>
+    <w:lsdException w:name="Table List 2" w:uiPriority="0" w:semiHidden="0" w:unhideWhenUsed="0"/>
+    <w:lsdException w:name="Light List Accent 2" w:uiPriority="61" w:semiHidden="0" w:unhideWhenUsed="0"/>
+    <w:lsdException w:name="List Number 4" w:uiPriority="0" w:semiHidden="0" w:unhideWhenUsed="0"/>
+    <w:lsdException w:name="Table List 8" w:uiPriority="0" w:semiHidden="0" w:unhideWhenUsed="0"/>
+    <w:lsdException w:name="footnote text" w:uiPriority="0" w:semiHidden="0" w:unhideWhenUsed="0"/>
+    <w:lsdException w:name="Table Simple 1" w:uiPriority="0" w:semiHidden="0" w:unhideWhenUsed="0"/>
+    <w:lsdException w:name="endnote reference" w:uiPriority="0" w:semiHidden="0" w:unhideWhenUsed="0"/>
+    <w:lsdException w:name="Colorful Shading Accent 2" w:uiPriority="71" w:semiHidden="0" w:unhideWhenUsed="0"/>
+    <w:lsdException w:name="FollowedHyperlink" w:uiPriority="0" w:semiHidden="0" w:unhideWhenUsed="0"/>
+    <w:lsdException w:name="Medium Grid 3 Accent 4" w:uiPriority="69" w:semiHidden="0" w:unhideWhenUsed="0"/>
+    <w:lsdException w:name="Medium List 1 Accent 3" w:uiPriority="65" w:semiHidden="0" w:unhideWhenUsed="0"/>
+    <w:lsdException w:name="HTML Keyboard" w:uiPriority="0" w:semiHidden="0" w:unhideWhenUsed="0"/>
+    <w:lsdException w:name="toc 5" w:uiPriority="0" w:semiHidden="0" w:unhideWhenUsed="0"/>
+    <w:lsdException w:name="Balloon Text" w:uiPriority="0" w:semiHidden="0" w:unhideWhenUsed="0"/>
+    <w:lsdException w:name="Strong" w:uiPriority="0" w:semiHidden="0" w:unhideWhenUsed="0" w:qFormat="1"/>
+    <w:lsdException w:name="Medium Shading 2" w:uiPriority="64" w:semiHidden="0" w:unhideWhenUsed="0"/>
+    <w:lsdException w:name="Medium List 2" w:uiPriority="66" w:semiHidden="0" w:unhideWhenUsed="0"/>
+    <w:lsdException w:name="Dark List Accent 5" w:uiPriority="70" w:semiHidden="0" w:unhideWhenUsed="0"/>
+    <w:lsdException w:name="Medium Grid 1 Accent 6" w:uiPriority="67" w:semiHidden="0" w:unhideWhenUsed="0"/>
+    <w:lsdException w:name="heading 2" w:uiPriority="0" w:qFormat="1"/>
+    <w:lsdException w:name="annotation subject" w:uiPriority="0" w:semiHidden="0" w:unhideWhenUsed="0"/>
+    <w:lsdException w:name="Table Colorful 3" w:uiPriority="0" w:semiHidden="0" w:unhideWhenUsed="0"/>
+    <w:lsdException w:name="Light List Accent 4" w:uiPriority="61" w:semiHidden="0" w:unhideWhenUsed="0"/>
+    <w:lsdException w:name="Medium Shading 2 Accent 6" w:uiPriority="64" w:semiHidden="0" w:unhideWhenUsed="0"/>
+    <w:lsdException w:name="Medium Shading 1 Accent 2" w:uiPriority="63" w:semiHidden="0" w:unhideWhenUsed="0"/>
+    <w:lsdException w:name="Table 3D effects 3" w:uiPriority="0" w:semiHidden="0" w:unhideWhenUsed="0"/>
+    <w:lsdException w:name="Colorful Shading Accent 6" w:uiPriority="71" w:semiHidden="0" w:unhideWhenUsed="0"/>
+    <w:lsdException w:name="Body Text First Indent 2" w:uiPriority="0" w:semiHidden="0" w:unhideWhenUsed="0"/>
+    <w:lsdException w:name="Closing" w:uiPriority="0" w:semiHidden="0" w:unhideWhenUsed="0"/>
+    <w:lsdException w:name="Title" w:uiPriority="0" w:semiHidden="0" w:unhideWhenUsed="0" w:qFormat="1"/>
+    <w:lsdException w:name="HTML Definition" w:uiPriority="0" w:semiHidden="0" w:unhideWhenUsed="0"/>
+    <w:lsdException w:name="heading 5" w:uiPriority="0" w:qFormat="1"/>
+    <w:lsdException w:name="toc 1" w:uiPriority="0" w:semiHidden="0" w:unhideWhenUsed="0"/>
+    <w:lsdException w:name="HTML Acronym" w:uiPriority="0" w:semiHidden="0" w:unhideWhenUsed="0"/>
+    <w:lsdException w:name="Colorful Grid Accent 3" w:uiPriority="73" w:semiHidden="0" w:unhideWhenUsed="0"/>
+    <w:lsdException w:name="index 3" w:uiPriority="0" w:semiHidden="0" w:unhideWhenUsed="0"/>
+    <w:lsdException w:name="heading 6" w:uiPriority="0" w:qFormat="1"/>
+    <w:lsdException w:name="Table Theme" w:uiPriority="0" w:semiHidden="0" w:unhideWhenUsed="0"/>
+    <w:lsdException w:name="Table Classic 4" w:uiPriority="0" w:semiHidden="0" w:unhideWhenUsed="0"/>
+    <w:lsdException w:name="Colorful Shading Accent 1" w:uiPriority="71" w:semiHidden="0" w:unhideWhenUsed="0"/>
+    <w:lsdException w:name="Table Professional" w:uiPriority="0" w:semiHidden="0" w:unhideWhenUsed="0"/>
+    <w:lsdException w:name="Table List 5" w:uiPriority="0" w:semiHidden="0" w:unhideWhenUsed="0"/>
+    <w:lsdException w:name="annotation text" w:uiPriority="0" w:semiHidden="0" w:unhideWhenUsed="0"/>
+    <w:lsdException w:name="Medium List 2 Accent 4" w:uiPriority="66" w:semiHidden="0" w:unhideWhenUsed="0"/>
+    <w:lsdException w:name="Colorful Grid Accent 6" w:uiPriority="73" w:semiHidden="0" w:unhideWhenUsed="0"/>
+    <w:lsdException w:name="List Bullet 4" w:uiPriority="0" w:semiHidden="0" w:unhideWhenUsed="0"/>
+    <w:lsdException w:name="HTML Variable" w:uiPriority="0" w:semiHidden="0" w:unhideWhenUsed="0"/>
+    <w:lsdException w:name="List Continue 3" w:uiPriority="0" w:semiHidden="0" w:unhideWhenUsed="0"/>
+    <w:lsdException w:name="Normal" w:uiPriority="0" w:semiHidden="0" w:unhideWhenUsed="0" w:qFormat="1"/>
+    <w:lsdException w:name="Table Web 1" w:uiPriority="0" w:semiHidden="0" w:unhideWhenUsed="0"/>
+    <w:lsdException w:name="HTML Code" w:uiPriority="0" w:semiHidden="0" w:unhideWhenUsed="0"/>
+    <w:lsdException w:name="Document Map" w:uiPriority="0" w:semiHidden="0" w:unhideWhenUsed="0"/>
+    <w:lsdException w:name="Light Shading Accent 4" w:uiPriority="60" w:semiHidden="0" w:unhideWhenUsed="0"/>
+    <w:lsdException w:name="Table Web 2" w:uiPriority="0" w:semiHidden="0" w:unhideWhenUsed="0"/>
+    <w:lsdException w:name="toc 3" w:uiPriority="0" w:semiHidden="0" w:unhideWhenUsed="0"/>
+    <w:lsdException w:name="Medium Grid 1 Accent 2" w:uiPriority="67" w:semiHidden="0" w:unhideWhenUsed="0"/>
+    <w:lsdException w:name="Light Grid Accent 1" w:uiPriority="62" w:semiHidden="0" w:unhideWhenUsed="0"/>
+    <w:lsdException w:name="line number" w:uiPriority="0" w:semiHidden="0" w:unhideWhenUsed="0"/>
+    <w:lsdException w:name="index 9" w:uiPriority="0" w:semiHidden="0" w:unhideWhenUsed="0"/>
+    <w:lsdException w:name="Table Columns 3" w:uiPriority="0" w:semiHidden="0" w:unhideWhenUsed="0"/>
+    <w:lsdException w:name="heading 8" w:uiPriority="0" w:qFormat="1"/>
+    <w:lsdException w:name="toc 4" w:uiPriority="0" w:semiHidden="0" w:unhideWhenUsed="0"/>
+    <w:lsdException w:name="Light Grid Accent 2" w:uiPriority="62" w:semiHidden="0" w:unhideWhenUsed="0"/>
+    <w:lsdException w:name="Medium Grid 2" w:uiPriority="68" w:semiHidden="0" w:unhideWhenUsed="0"/>
+    <w:lsdException w:name="List Bullet 3" w:uiPriority="0" w:semiHidden="0" w:unhideWhenUsed="0"/>
+    <w:lsdException w:name="Medium Shading 1" w:uiPriority="63" w:semiHidden="0" w:unhideWhenUsed="0"/>
+    <w:lsdException w:name="Table List 3" w:uiPriority="0" w:semiHidden="0" w:unhideWhenUsed="0"/>
+    <w:lsdException w:name="Table 3D effects 2" w:uiPriority="0" w:semiHidden="0" w:unhideWhenUsed="0"/>
+    <w:lsdException w:name="Table List 7" w:uiPriority="0" w:semiHidden="0" w:unhideWhenUsed="0"/>
+    <w:lsdException w:name="Light List Accent 3" w:uiPriority="61" w:semiHidden="0" w:unhideWhenUsed="0"/>
+    <w:lsdException w:name="Colorful Shading Accent 5" w:uiPriority="71" w:semiHidden="0" w:unhideWhenUsed="0"/>
+    <w:lsdException w:name="List Continue 4" w:uiPriority="0" w:semiHidden="0" w:unhideWhenUsed="0"/>
+    <w:lsdException w:name="List 2" w:uiPriority="0" w:semiHidden="0" w:unhideWhenUsed="0"/>
+    <w:lsdException w:name="Colorful List Accent 4" w:uiPriority="72" w:semiHidden="0" w:unhideWhenUsed="0"/>
+    <w:lsdException w:name="macro" w:uiPriority="0" w:semiHidden="0" w:unhideWhenUsed="0"/>
+    <w:lsdException w:name="Medium Shading 1 Accent 4" w:uiPriority="63" w:semiHidden="0" w:unhideWhenUsed="0"/>
+    <w:lsdException w:name="footnote reference" w:uiPriority="0" w:semiHidden="0" w:unhideWhenUsed="0"/>
+    <w:lsdException w:name="Medium Grid 2 Accent 3" w:uiPriority="68" w:semiHidden="0" w:unhideWhenUsed="0"/>
+    <w:lsdException w:name="Medium Grid 3 Accent 3" w:uiPriority="69" w:semiHidden="0" w:unhideWhenUsed="0"/>
+    <w:lsdException w:name="Table 3D effects 1" w:uiPriority="0" w:semiHidden="0" w:unhideWhenUsed="0"/>
+    <w:lsdException w:name="Medium Grid 3 Accent 5" w:uiPriority="69" w:semiHidden="0" w:unhideWhenUsed="0"/>
+    <w:lsdException w:name="List Bullet" w:uiPriority="0" w:semiHidden="0" w:unhideWhenUsed="0"/>
+    <w:lsdException w:name="Medium Shading 2 Accent 5" w:uiPriority="64" w:semiHidden="0" w:unhideWhenUsed="0"/>
+    <w:lsdException w:name="Table Grid 4" w:uiPriority="0" w:semiHidden="0" w:unhideWhenUsed="0"/>
+    <w:lsdException w:name="Light Shading" w:uiPriority="60" w:semiHidden="0" w:unhideWhenUsed="0"/>
+    <w:lsdException w:name="Medium Grid 1 Accent 5" w:uiPriority="67" w:semiHidden="0" w:unhideWhenUsed="0"/>
+    <w:lsdException w:name="List Continue" w:uiPriority="0" w:semiHidden="0" w:unhideWhenUsed="0"/>
+    <w:lsdException w:name="toc 7" w:uiPriority="0" w:semiHidden="0" w:unhideWhenUsed="0"/>
+    <w:lsdException w:name="Salutation" w:uiPriority="0" w:semiHidden="0" w:unhideWhenUsed="0"/>
+    <w:lsdException w:name="Medium List 1 Accent 4" w:uiPriority="65" w:semiHidden="0" w:unhideWhenUsed="0"/>
+    <w:lsdException w:name="Colorful Grid Accent 5" w:uiPriority="73" w:semiHidden="0" w:unhideWhenUsed="0"/>
+    <w:lsdException w:name="List" w:uiPriority="0" w:semiHidden="0" w:unhideWhenUsed="0"/>
+    <w:lsdException w:name="Colorful Grid" w:uiPriority="73" w:semiHidden="0" w:unhideWhenUsed="0"/>
+    <w:lsdException w:name="heading 4" w:uiPriority="0" w:qFormat="1"/>
+    <w:lsdException w:name="Table Columns 5" w:uiPriority="0" w:semiHidden="0" w:unhideWhenUsed="0"/>
+    <w:lsdException w:name="HTML Preformatted" w:uiPriority="0" w:semiHidden="0" w:unhideWhenUsed="0"/>
+    <w:lsdException w:name="Dark List" w:uiPriority="70" w:semiHidden="0" w:unhideWhenUsed="0"/>
+    <w:lsdException w:name="Medium List 2 Accent 2" w:uiPriority="66" w:semiHidden="0" w:unhideWhenUsed="0"/>
+    <w:lsdException w:name="Plain Text" w:uiPriority="0" w:semiHidden="0" w:unhideWhenUsed="0"/>
+    <w:lsdException w:name="Dark List Accent 2" w:uiPriority="70" w:semiHidden="0" w:unhideWhenUsed="0"/>
+    <w:lsdException w:name="Light Shading Accent 3" w:uiPriority="60" w:semiHidden="0" w:unhideWhenUsed="0"/>
+    <w:lsdException w:name="Table Grid" w:uiPriority="0" w:semiHidden="0" w:unhideWhenUsed="0"/>
+    <w:lsdException w:name="Body Text Indent" w:uiPriority="0" w:semiHidden="0" w:unhideWhenUsed="0"/>
+    <w:lsdException w:name="Medium Grid 1 Accent 1" w:uiPriority="67" w:semiHidden="0" w:unhideWhenUsed="0"/>
+    <w:lsdException w:name="Light Shading Accent 6" w:uiPriority="60" w:semiHidden="0" w:unhideWhenUsed="0"/>
+    <w:lsdException w:name="heading 1" w:uiPriority="0" w:semiHidden="0" w:unhideWhenUsed="0" w:qFormat="1"/>
+    <w:lsdException w:name="heading 7" w:uiPriority="0" w:qFormat="1"/>
+    <w:lsdException w:name="Colorful List Accent 3" w:uiPriority="72" w:semiHidden="0" w:unhideWhenUsed="0"/>
+    <w:lsdException w:name="index 7" w:uiPriority="0" w:semiHidden="0" w:unhideWhenUsed="0"/>
+    <w:lsdException w:name="caption" w:uiPriority="0" w:qFormat="1"/>
+    <w:lsdException w:name="Body Text First Indent" w:uiPriority="0" w:semiHidden="0" w:unhideWhenUsed="0"/>
+    <w:lsdException w:name="Table Columns 1" w:uiPriority="0" w:semiHidden="0" w:unhideWhenUsed="0"/>
+    <w:lsdException w:name="index 1" w:uiPriority="0" w:semiHidden="0" w:unhideWhenUsed="0"/>
+    <w:lsdException w:name="Table Colorful 1" w:uiPriority="0" w:semiHidden="0" w:unhideWhenUsed="0"/>
+    <w:lsdException w:name="index heading" w:uiPriority="0" w:semiHidden="0" w:unhideWhenUsed="0"/>
+    <w:lsdException w:name="Colorful Grid Accent 1" w:uiPriority="73" w:semiHidden="0" w:unhideWhenUsed="0"/>
+    <w:lsdException w:name="Medium Shading 1 Accent 3" w:uiPriority="63" w:semiHidden="0" w:unhideWhenUsed="0"/>
+    <w:lsdException w:name="Table Classic 2" w:uiPriority="0" w:semiHidden="0" w:unhideWhenUsed="0"/>
+    <w:lsdException w:name="Colorful Shading Accent 3" w:uiPriority="71" w:semiHidden="0" w:unhideWhenUsed="0"/>
+    <w:lsdException w:name="Colorful List Accent 6" w:uiPriority="72" w:semiHidden="0" w:unhideWhenUsed="0"/>
+    <w:lsdException w:name="Body Text 2" w:uiPriority="0" w:semiHidden="0" w:unhideWhenUsed="0"/>
+    <w:lsdException w:name="List Continue 2" w:uiPriority="0" w:semiHidden="0" w:unhideWhenUsed="0"/>
+    <w:lsdException w:name="Light List Accent 6" w:uiPriority="61" w:semiHidden="0" w:unhideWhenUsed="0"/>
+    <w:lsdException w:name="Medium Grid 2 Accent 1" w:uiPriority="68" w:semiHidden="0" w:unhideWhenUsed="0"/>
+    <w:lsdException w:name="List Bullet 2" w:uiPriority="0" w:semiHidden="0" w:unhideWhenUsed="0"/>
+    <w:lsdException w:name="Colorful Shading" w:uiPriority="71" w:semiHidden="0" w:unhideWhenUsed="0"/>
+    <w:lsdException w:name="Medium Grid 2 Accent 5" w:uiPriority="68" w:semiHidden="0" w:unhideWhenUsed="0"/>
+    <w:lsdException w:name="Table Simple 3" w:uiPriority="0" w:semiHidden="0" w:unhideWhenUsed="0"/>
+    <w:lsdException w:name="List Continue 5" w:uiPriority="0" w:semiHidden="0" w:unhideWhenUsed="0"/>
+    <w:lsdException w:name="Table Grid 6" w:uiPriority="0" w:semiHidden="0" w:unhideWhenUsed="0"/>
+    <w:lsdException w:name="List Number 3" w:uiPriority="0" w:semiHidden="0" w:unhideWhenUsed="0"/>
+    <w:lsdException w:name="Table Web 3" w:uiPriority="0" w:semiHidden="0" w:unhideWhenUsed="0"/>
+    <w:lsdException w:name="Medium Grid 1 Accent 3" w:uiPriority="67" w:semiHidden="0" w:unhideWhenUsed="0"/>
+    <w:lsdException w:name="Note Heading" w:uiPriority="0" w:semiHidden="0" w:unhideWhenUsed="0"/>
+    <w:lsdException w:name="heading 3" w:uiPriority="0" w:qFormat="1"/>
+    <w:lsdException w:name="toc 9" w:uiPriority="0" w:semiHidden="0" w:unhideWhenUsed="0"/>
+    <w:lsdException w:name="Light Grid Accent 5" w:uiPriority="62" w:semiHidden="0" w:unhideWhenUsed="0"/>
+    <w:lsdException w:name="Medium Grid 1 Accent 4" w:uiPriority="67" w:semiHidden="0" w:unhideWhenUsed="0"/>
+    <w:lsdException w:name="Colorful List" w:uiPriority="72" w:semiHidden="0" w:unhideWhenUsed="0"/>
+    <w:lsdException w:name="Body Text Indent 2" w:uiPriority="0" w:semiHidden="0" w:unhideWhenUsed="0"/>
+    <w:lsdException w:name="Light Grid Accent 3" w:uiPriority="62" w:semiHidden="0" w:unhideWhenUsed="0"/>
+    <w:lsdException w:name="Medium List 1 Accent 2" w:uiPriority="65" w:semiHidden="0" w:unhideWhenUsed="0"/>
+    <w:lsdException w:name="List 5" w:uiPriority="0" w:semiHidden="0" w:unhideWhenUsed="0"/>
+    <w:lsdException w:name="Dark List Accent 1" w:uiPriority="70" w:semiHidden="0" w:unhideWhenUsed="0"/>
+    <w:lsdException w:name="List 3" w:uiPriority="0" w:semiHidden="0" w:unhideWhenUsed="0"/>
+    <w:lsdException w:name="header" w:uiPriority="0" w:semiHidden="0" w:unhideWhenUsed="0"/>
+    <w:lsdException w:name="Medium Shading 1 Accent 1" w:uiPriority="63" w:semiHidden="0" w:unhideWhenUsed="0"/>
+    <w:lsdException w:name="Medium Grid 2 Accent 2" w:uiPriority="68" w:semiHidden="0" w:unhideWhenUsed="0"/>
+    <w:lsdException w:name="Dark List Accent 6" w:uiPriority="70" w:semiHidden="0" w:unhideWhenUsed="0"/>
+    <w:lsdException w:name="Medium Shading 2 Accent 4" w:uiPriority="64" w:semiHidden="0" w:unhideWhenUsed="0"/>
+    <w:lsdException w:name="Medium Shading 1 Accent 6" w:uiPriority="63" w:semiHidden="0" w:unhideWhenUsed="0"/>
+    <w:lsdException w:name="Table Grid 1" w:uiPriority="0" w:semiHidden="0" w:unhideWhenUsed="0"/>
+    <w:lsdException w:name="Light Shading Accent 5" w:uiPriority="60" w:semiHidden="0" w:unhideWhenUsed="0"/>
+    <w:lsdException w:name="Medium Shading 2 Accent 3" w:uiPriority="64" w:semiHidden="0" w:unhideWhenUsed="0"/>
+    <w:lsdException w:name="Normal (Web)" w:uiPriority="0" w:semiHidden="0" w:unhideWhenUsed="0"/>
+    <w:lsdException w:name="Table List 4" w:uiPriority="0" w:semiHidden="0" w:unhideWhenUsed="0"/>
+    <w:lsdException w:name="Table Grid 2" w:uiPriority="0" w:semiHidden="0" w:unhideWhenUsed="0"/>
+    <w:lsdException w:name="page number" w:uiPriority="0" w:semiHidden="0" w:unhideWhenUsed="0"/>
+    <w:lsdException w:name="Table Grid 8" w:uiPriority="0" w:semiHidden="0" w:unhideWhenUsed="0"/>
+    <w:lsdException w:name="table of figures" w:uiPriority="0" w:semiHidden="0" w:unhideWhenUsed="0"/>
+    <w:lsdException w:name="HTML Typewriter" w:uiPriority="0" w:semiHidden="0" w:unhideWhenUsed="0"/>
+    <w:lsdException w:name="Table Subtle 2" w:uiPriority="0" w:semiHidden="0" w:unhideWhenUsed="0"/>
+    <w:lsdException w:name="Body Text" w:uiPriority="0" w:semiHidden="0" w:unhideWhenUsed="0"/>
+    <w:lsdException w:name="Table Columns 2" w:uiPriority="0" w:semiHidden="0" w:unhideWhenUsed="0"/>
+    <w:lsdException w:name="Medium List 1 Accent 6" w:uiPriority="65" w:semiHidden="0" w:unhideWhenUsed="0"/>
+    <w:lsdException w:name="Body Text Indent 3" w:uiPriority="0" w:semiHidden="0" w:unhideWhenUsed="0"/>
+    <w:lsdException w:name="heading 9" w:uiPriority="0" w:qFormat="1"/>
+    <w:lsdException w:name="Signature" w:uiPriority="0" w:semiHidden="0" w:unhideWhenUsed="0"/>
+    <w:lsdException w:name="Colorful List Accent 5" w:uiPriority="72" w:semiHidden="0" w:unhideWhenUsed="0"/>
+    <w:lsdException w:name="Light List Accent 5" w:uiPriority="61" w:semiHidden="0" w:unhideWhenUsed="0"/>
+    <w:lsdException w:name="Table Subtle 1" w:uiPriority="0" w:semiHidden="0" w:unhideWhenUsed="0"/>
+    <w:lsdException w:name="Table Classic 3" w:uiPriority="0" w:semiHidden="0" w:unhideWhenUsed="0"/>
+    <w:lsdException w:name="List Number" w:uiPriority="0" w:semiHidden="0" w:unhideWhenUsed="0"/>
+    <w:lsdException w:name="List Bullet 5" w:uiPriority="0" w:semiHidden="0" w:unhideWhenUsed="0"/>
+    <w:lsdException w:name="Light List" w:uiPriority="61" w:semiHidden="0" w:unhideWhenUsed="0"/>
+    <w:lsdException w:name="index 4" w:uiPriority="0" w:semiHidden="0" w:unhideWhenUsed="0"/>
+    <w:lsdException w:name="Subtitle" w:uiPriority="0" w:semiHidden="0" w:unhideWhenUsed="0" w:qFormat="1"/>
+    <w:lsdException w:name="Medium Grid 2 Accent 4" w:uiPriority="68" w:semiHidden="0" w:unhideWhenUsed="0"/>
+    <w:lsdException w:name="Medium Grid 1" w:uiPriority="67" w:semiHidden="0" w:unhideWhenUsed="0"/>
+    <w:lsdException w:name="Colorful Grid Accent 2" w:uiPriority="73" w:semiHidden="0" w:unhideWhenUsed="0"/>
+    <w:lsdException w:name="Default Paragraph Font" w:uiPriority="0" w:unhideWhenUsed="0" w:qFormat="1"/>
+    <w:lsdException w:name="endnote text" w:uiPriority="0" w:semiHidden="0" w:unhideWhenUsed="0"/>
+    <w:lsdException w:name="Message Header" w:uiPriority="0" w:semiHidden="0" w:unhideWhenUsed="0"/>
+    <w:lsdException w:name="Light Shading Accent 1" w:uiPriority="60" w:semiHidden="0" w:unhideWhenUsed="0"/>
+    <w:lsdException w:name="Body Text 3" w:uiPriority="0" w:semiHidden="0" w:unhideWhenUsed="0"/>
+    <w:lsdException w:name="Medium List 2 Accent 1" w:uiPriority="66" w:semiHidden="0" w:unhideWhenUsed="0"/>
+    <w:lsdException w:name="Medium List 1 Accent 1" w:uiPriority="65" w:semiHidden="0" w:unhideWhenUsed="0"/>
+    <w:lsdException w:name="Medium Grid 3 Accent 2" w:uiPriority="69" w:semiHidden="0" w:unhideWhenUsed="0"/>
+    <w:lsdException w:name="envelope address" w:uiPriority="0" w:semiHidden="0" w:unhideWhenUsed="0"/>
+    <w:lsdException w:name="Medium List 1 Accent 5" w:uiPriority="65" w:semiHidden="0" w:unhideWhenUsed="0"/>
+    <w:lsdException w:name="Emphasis" w:uiPriority="0" w:semiHidden="0" w:unhideWhenUsed="0" w:qFormat="1"/>
+    <w:lsdException w:name="Medium Shading 1 Accent 5" w:uiPriority="63" w:semiHidden="0" w:unhideWhenUsed="0"/>
+    <w:lsdException w:name="Colorful List Accent 1" w:uiPriority="72" w:semiHidden="0" w:unhideWhenUsed="0"/>
+    <w:lsdException w:name="annotation reference" w:uiPriority="0" w:semiHidden="0" w:unhideWhenUsed="0"/>
+    <w:lsdException w:name="E-mail Signature" w:uiPriority="0" w:semiHidden="0" w:unhideWhenUsed="0"/>
+    <w:lsdException w:name="Light Grid Accent 6" w:uiPriority="62" w:semiHidden="0" w:unhideWhenUsed="0"/>
+    <w:lsdException w:name="Dark List Accent 4" w:uiPriority="70" w:semiHidden="0" w:unhideWhenUsed="0"/>
+    <w:lsdException w:name="Table Elegant" w:uiPriority="0" w:semiHidden="0" w:unhideWhenUsed="0"/>
+    <w:lsdException w:name="index 8" w:uiPriority="0" w:semiHidden="0" w:unhideWhenUsed="0"/>
+    <w:lsdException w:name="Medium Shading 2 Accent 2" w:uiPriority="64" w:semiHidden="0" w:unhideWhenUsed="0"/>
+    <w:lsdException w:name="List Number 2" w:uiPriority="0" w:semiHidden="0" w:unhideWhenUsed="0"/>
+    <w:lsdException w:name="Medium Grid 3 Accent 1" w:uiPriority="69" w:semiHidden="0" w:unhideWhenUsed="0"/>
+    <w:lsdException w:name="Medium Grid 3" w:uiPriority="69" w:semiHidden="0" w:unhideWhenUsed="0"/>
+    <w:lsdException w:name="Medium Shading 2 Accent 1" w:uiPriority="64" w:semiHidden="0" w:unhideWhenUsed="0"/>
+    <w:lsdException w:name="Medium List 2 Accent 5" w:uiPriority="66" w:semiHidden="0" w:unhideWhenUsed="0"/>
+    <w:lsdException w:name="Table List 6" w:uiPriority="0" w:semiHidden="0" w:unhideWhenUsed="0"/>
   </w:latentStyles>
-  <w:style w:type="paragraph" w:default="1" w:styleId="1">
+  <w:style w:type="paragraph" w:styleId="000003" w:default="1">
     <w:name w:val="Normal"/>
-    <w:qFormat/>
     <w:uiPriority w:val="0"/>
+    <w:qFormat w:val="1"/>
     <w:pPr>
       <w:widowControl w:val="0"/>
       <w:jc w:val="both"/>
@@ -2458,16 +3654,16 @@
       <w:szCs w:val="22"/>
     </w:rPr>
   </w:style>
-  <w:style w:type="character" w:default="1" w:styleId="3">
+  <w:style w:type="character" w:styleId="000004" w:default="1">
     <w:name w:val="Default Paragraph Font"/>
-    <w:semiHidden/>
-    <w:qFormat/>
     <w:uiPriority w:val="0"/>
+    <w:semiHidden w:val="1"/>
+    <w:qFormat w:val="1"/>
   </w:style>
-  <w:style w:type="table" w:default="1" w:styleId="2">
+  <w:style w:type="table" w:styleId="000005" w:default="1">
     <w:name w:val="Normal Table"/>
-    <w:semiHidden/>
     <w:uiPriority w:val="0"/>
+    <w:semiHidden w:val="1"/>
     <w:tblPr>
       <w:tblCellMar>
         <w:top w:w="0" w:type="dxa"/>
